--- a/docs/wizards/Sage300SDK_WebSubclassingConfigurationsWizard.docx
+++ b/docs/wizards/Sage300SDK_WebSubclassingConfigurationsWizard.docx
@@ -1,6 +1,6 @@
 
 <file path=word/document.xml><?xml version="1.0" encoding="utf-8"?>
-<w:document xmlns:wpc="http://schemas.microsoft.com/office/word/2010/wordprocessingCanvas" xmlns:cx="http://schemas.microsoft.com/office/drawing/2014/chartex" xmlns:cx1="http://schemas.microsoft.com/office/drawing/2015/9/8/chartex" xmlns:cx2="http://schemas.microsoft.com/office/drawing/2015/10/21/chartex" xmlns:cx3="http://schemas.microsoft.com/office/drawing/2016/5/9/chartex" xmlns:cx4="http://schemas.microsoft.com/office/drawing/2016/5/10/chartex" xmlns:cx5="http://schemas.microsoft.com/office/drawing/2016/5/11/chartex" xmlns:cx6="http://schemas.microsoft.com/office/drawing/2016/5/12/chartex" xmlns:cx7="http://schemas.microsoft.com/office/drawing/2016/5/13/chartex" xmlns:cx8="http://schemas.microsoft.com/office/drawing/2016/5/14/chartex" xmlns:mc="http://schemas.openxmlformats.org/markup-compatibility/2006" xmlns:aink="http://schemas.microsoft.com/office/drawing/2016/ink" xmlns:am3d="http://schemas.microsoft.com/office/drawing/2017/model3d" xmlns:o="urn:schemas-microsoft-com:office:office" xmlns:oel="http://schemas.microsoft.com/office/2019/extlst" xmlns:r="http://schemas.openxmlformats.org/officeDocument/2006/relationships" xmlns:m="http://schemas.openxmlformats.org/officeDocument/2006/math" xmlns:v="urn:schemas-microsoft-com:vml" xmlns:wp14="http://schemas.microsoft.com/office/word/2010/wordprocessingDrawing" xmlns:wp="http://schemas.openxmlformats.org/drawingml/2006/wordprocessingDrawing" xmlns:w10="urn:schemas-microsoft-com:office:word" xmlns:w="http://schemas.openxmlformats.org/wordprocessingml/2006/main" xmlns:w14="http://schemas.microsoft.com/office/word/2010/wordml" xmlns:w15="http://schemas.microsoft.com/office/word/2012/wordml" xmlns:w16cex="http://schemas.microsoft.com/office/word/2018/wordml/cex" xmlns:w16cid="http://schemas.microsoft.com/office/word/2016/wordml/cid" xmlns:w16="http://schemas.microsoft.com/office/word/2018/wordml" xmlns:w16sdtdh="http://schemas.microsoft.com/office/word/2020/wordml/sdtdatahash" xmlns:w16se="http://schemas.microsoft.com/office/word/2015/wordml/symex" xmlns:wpg="http://schemas.microsoft.com/office/word/2010/wordprocessingGroup" xmlns:wpi="http://schemas.microsoft.com/office/word/2010/wordprocessingInk" xmlns:wne="http://schemas.microsoft.com/office/word/2006/wordml" xmlns:wps="http://schemas.microsoft.com/office/word/2010/wordprocessingShape" mc:Ignorable="w14 w15 w16se w16cid w16 w16cex w16sdtdh wp14">
+<w:document xmlns:wpc="http://schemas.microsoft.com/office/word/2010/wordprocessingCanvas" xmlns:cx="http://schemas.microsoft.com/office/drawing/2014/chartex" xmlns:cx1="http://schemas.microsoft.com/office/drawing/2015/9/8/chartex" xmlns:cx2="http://schemas.microsoft.com/office/drawing/2015/10/21/chartex" xmlns:cx3="http://schemas.microsoft.com/office/drawing/2016/5/9/chartex" xmlns:cx4="http://schemas.microsoft.com/office/drawing/2016/5/10/chartex" xmlns:cx5="http://schemas.microsoft.com/office/drawing/2016/5/11/chartex" xmlns:cx6="http://schemas.microsoft.com/office/drawing/2016/5/12/chartex" xmlns:cx7="http://schemas.microsoft.com/office/drawing/2016/5/13/chartex" xmlns:cx8="http://schemas.microsoft.com/office/drawing/2016/5/14/chartex" xmlns:mc="http://schemas.openxmlformats.org/markup-compatibility/2006" xmlns:aink="http://schemas.microsoft.com/office/drawing/2016/ink" xmlns:am3d="http://schemas.microsoft.com/office/drawing/2017/model3d" xmlns:o="urn:schemas-microsoft-com:office:office" xmlns:oel="http://schemas.microsoft.com/office/2019/extlst" xmlns:r="http://schemas.openxmlformats.org/officeDocument/2006/relationships" xmlns:m="http://schemas.openxmlformats.org/officeDocument/2006/math" xmlns:v="urn:schemas-microsoft-com:vml" xmlns:wp14="http://schemas.microsoft.com/office/word/2010/wordprocessingDrawing" xmlns:wp="http://schemas.openxmlformats.org/drawingml/2006/wordprocessingDrawing" xmlns:w10="urn:schemas-microsoft-com:office:word" xmlns:w="http://schemas.openxmlformats.org/wordprocessingml/2006/main" xmlns:w14="http://schemas.microsoft.com/office/word/2010/wordml" xmlns:w15="http://schemas.microsoft.com/office/word/2012/wordml" xmlns:w16cex="http://schemas.microsoft.com/office/word/2018/wordml/cex" xmlns:w16cid="http://schemas.microsoft.com/office/word/2016/wordml/cid" xmlns:w16="http://schemas.microsoft.com/office/word/2018/wordml" xmlns:w16du="http://schemas.microsoft.com/office/word/2023/wordml/word16du" xmlns:w16sdtdh="http://schemas.microsoft.com/office/word/2020/wordml/sdtdatahash" xmlns:w16sdtfl="http://schemas.microsoft.com/office/word/2024/wordml/sdtformatlock" xmlns:w16se="http://schemas.microsoft.com/office/word/2015/wordml/symex" xmlns:wpg="http://schemas.microsoft.com/office/word/2010/wordprocessingGroup" xmlns:wpi="http://schemas.microsoft.com/office/word/2010/wordprocessingInk" xmlns:wne="http://schemas.microsoft.com/office/word/2006/wordml" xmlns:wps="http://schemas.microsoft.com/office/word/2010/wordprocessingShape" mc:Ignorable="w14 w15 w16se w16cid w16 w16cex w16sdtdh w16sdtfl w16du wp14">
   <w:body>
     <w:p>
       <w:pPr>
@@ -48,10 +48,7 @@
         </w:sectPr>
       </w:pPr>
       <w:r>
-        <w:t>May</w:t>
-      </w:r>
-      <w:r>
-        <w:t xml:space="preserve"> 2024</w:t>
+        <w:t>July 2026</w:t>
       </w:r>
     </w:p>
     <w:p>
@@ -74,7 +71,7 @@
         <w:t>2</w:t>
       </w:r>
       <w:r>
-        <w:t>4</w:t>
+        <w:t>6</w:t>
       </w:r>
       <w:r>
         <w:t xml:space="preserve"> The Sage Group plc or its licensors. All rights reserved.</w:t>
@@ -116,7 +113,23 @@
           <w:sz w:val="20"/>
           <w:szCs w:val="20"/>
         </w:rPr>
-        <w:t>THE SOFTWARE IS PROVIDED “AS IS”, WITHOUT WARRANTY OF ANY KIND, EXPRESS OR IMPLIED, INCLUDING BUT NOT LIMITED TO THE WARRANTIES OF MERCHANTABILITY, FITNESS FOR A PARTICULAR PURPOSE AND NONINFRINGEMENT. IN NO EVENT SHALL THE AUTHORS OR COPYRIGHT HOLDERS BE LIABLE FOR ANY CLAIM, DAMAGES OR OTHER LIABILITY, WHETHER IN AN ACTION OF CONTRACT, TORT OR OTHERWISE, ARISING FROM, OUT OF OR IN CONNECTION WITH THE SOFTWARE OR THE USE OR OTHER DEALINGS IN THE SOFTWARE.</w:t>
+        <w:t xml:space="preserve">THE SOFTWARE IS PROVIDED “AS IS”, WITHOUT WARRANTY OF ANY KIND, EXPRESS OR IMPLIED, INCLUDING BUT NOT LIMITED TO THE WARRANTIES OF MERCHANTABILITY, FITNESS FOR A PARTICULAR PURPOSE AND NONINFRINGEMENT. IN NO EVENT SHALL THE AUTHORS OR COPYRIGHT HOLDERS BE LIABLE FOR ANY CLAIM, DAMAGES OR OTHER LIABILITY, WHETHER IN AN ACTION OF CONTRACT, TORT OR OTHERWISE, ARISING FROM, OUT OF OR IN CONNECTION WITH THE SOFTWARE OR </w:t>
+      </w:r>
+      <w:proofErr w:type="gramStart"/>
+      <w:r>
+        <w:rPr>
+          <w:sz w:val="20"/>
+          <w:szCs w:val="20"/>
+        </w:rPr>
+        <w:t>THE USE</w:t>
+      </w:r>
+      <w:proofErr w:type="gramEnd"/>
+      <w:r>
+        <w:rPr>
+          <w:sz w:val="20"/>
+          <w:szCs w:val="20"/>
+        </w:rPr>
+        <w:t xml:space="preserve"> OR OTHER DEALINGS IN THE SOFTWARE.</w:t>
       </w:r>
       <w:r>
         <w:rPr>
@@ -1025,16 +1038,7 @@
         </w:sectPr>
       </w:pPr>
       <w:r>
-        <w:t>C</w:t>
-      </w:r>
-      <w:r>
-        <w:t xml:space="preserve">onfigurations </w:t>
-      </w:r>
-      <w:r>
-        <w:t xml:space="preserve">will be created </w:t>
-      </w:r>
-      <w:r>
-        <w:t>in a known folder structure since this wizard MIGHT be moved from the Web SDK to the Sage 300 Admin Utilities start folder to allow multiple partners to apply subclassing configurations to the same model. However, there are certain challenges that must be addressed prior to this change.</w:t>
+        <w:t>Configurations will be created in a known folder structure since this wizard MIGHT be moved from the Web SDK to the Sage 300 Admin Utilities start folder to allow multiple partners to apply subclassing configurations to the same model. However, there are certain challenges that must be addressed prior to this change.</w:t>
       </w:r>
     </w:p>
     <w:p>
@@ -1062,9 +1066,11 @@
       <w:r>
         <w:t>.exe is in the SDK’s bin/</w:t>
       </w:r>
+      <w:proofErr w:type="gramStart"/>
       <w:r>
         <w:t>wizards</w:t>
       </w:r>
+      <w:proofErr w:type="gramEnd"/>
       <w:r>
         <w:t xml:space="preserve"> folder.</w:t>
       </w:r>
@@ -1127,10 +1133,7 @@
       <w:bookmarkStart w:id="3" w:name="_Toc166582310"/>
       <w:r>
         <w:lastRenderedPageBreak/>
-        <w:t>Using</w:t>
-      </w:r>
-      <w:r>
-        <w:t xml:space="preserve"> the Wizard</w:t>
+        <w:t>Using the Wizard</w:t>
       </w:r>
       <w:bookmarkEnd w:id="3"/>
     </w:p>
@@ -1144,7 +1147,15 @@
         <w:pStyle w:val="SAGEBodyText"/>
       </w:pPr>
       <w:r>
-        <w:t>This usage and flow of this wizard is like other Sage 300 Web SDK Wizards.</w:t>
+        <w:t xml:space="preserve">This usage and flow of this wizard is like other Sage 300 </w:t>
+      </w:r>
+      <w:proofErr w:type="gramStart"/>
+      <w:r>
+        <w:t>Web SDK</w:t>
+      </w:r>
+      <w:proofErr w:type="gramEnd"/>
+      <w:r>
+        <w:t xml:space="preserve"> Wizards.</w:t>
       </w:r>
     </w:p>
     <w:p>
@@ -1721,6 +1732,7 @@
       <w:r>
         <w:t xml:space="preserve"> to save the configuration or </w:t>
       </w:r>
+      <w:proofErr w:type="gramStart"/>
       <w:r>
         <w:rPr>
           <w:b/>
@@ -1728,6 +1740,7 @@
         </w:rPr>
         <w:t>Cancel</w:t>
       </w:r>
+      <w:proofErr w:type="gramEnd"/>
       <w:r>
         <w:t xml:space="preserve"> to cancel the configuration</w:t>
       </w:r>
@@ -1750,10 +1763,7 @@
       <w:bookmarkStart w:id="5" w:name="_Toc166582312"/>
       <w:r>
         <w:lastRenderedPageBreak/>
-        <w:t>Modifying</w:t>
-      </w:r>
-      <w:r>
-        <w:t xml:space="preserve"> a Configuration</w:t>
+        <w:t>Modifying a Configuration</w:t>
       </w:r>
       <w:bookmarkEnd w:id="5"/>
     </w:p>
@@ -1772,30 +1782,14 @@
         <w:t>Configurations</w:t>
       </w:r>
       <w:r>
-        <w:t xml:space="preserve"> tree and </w:t>
-      </w:r>
-      <w:r>
-        <w:t>Right-Click on the</w:t>
-      </w:r>
-      <w:r>
-        <w:t xml:space="preserve"> configuration</w:t>
-      </w:r>
-      <w:r>
-        <w:t xml:space="preserve"> and select </w:t>
+        <w:t xml:space="preserve"> tree and Right-Click on the configuration and select </w:t>
       </w:r>
       <w:r>
         <w:rPr>
           <w:b/>
           <w:bCs/>
         </w:rPr>
-        <w:t>Edit</w:t>
-      </w:r>
-      <w:r>
-        <w:rPr>
-          <w:b/>
-          <w:bCs/>
-        </w:rPr>
-        <w:t xml:space="preserve"> Configuration</w:t>
+        <w:t>Edit Configuration</w:t>
       </w:r>
       <w:r>
         <w:rPr>
@@ -1899,10 +1893,7 @@
       <w:bookmarkStart w:id="6" w:name="_Toc166582313"/>
       <w:r>
         <w:lastRenderedPageBreak/>
-        <w:t>Deleting</w:t>
-      </w:r>
-      <w:r>
-        <w:t xml:space="preserve"> a Configuration</w:t>
+        <w:t>Deleting a Configuration</w:t>
       </w:r>
       <w:bookmarkEnd w:id="6"/>
     </w:p>
@@ -2018,13 +2009,7 @@
         <w:pStyle w:val="SAGEBodyText"/>
       </w:pPr>
       <w:r>
-        <w:t xml:space="preserve">The configuration can be </w:t>
-      </w:r>
-      <w:r>
-        <w:t>deleted</w:t>
-      </w:r>
-      <w:r>
-        <w:t>.</w:t>
+        <w:t>The configuration can be deleted.</w:t>
       </w:r>
     </w:p>
     <w:p>
@@ -2045,16 +2030,7 @@
       <w:bookmarkStart w:id="7" w:name="_Toc166582314"/>
       <w:r>
         <w:lastRenderedPageBreak/>
-        <w:t>Deleting a</w:t>
-      </w:r>
-      <w:r>
-        <w:t>ll</w:t>
-      </w:r>
-      <w:r>
-        <w:t xml:space="preserve"> Configuration</w:t>
-      </w:r>
-      <w:r>
-        <w:t>s</w:t>
+        <w:t>Deleting all Configurations</w:t>
       </w:r>
       <w:bookmarkEnd w:id="7"/>
     </w:p>
@@ -2073,13 +2049,7 @@
         <w:t>Configurations</w:t>
       </w:r>
       <w:r>
-        <w:t xml:space="preserve"> tree </w:t>
-      </w:r>
-      <w:r>
-        <w:t xml:space="preserve">node </w:t>
-      </w:r>
-      <w:r>
-        <w:t xml:space="preserve">and Right-Click select </w:t>
+        <w:t xml:space="preserve"> tree node and Right-Click select </w:t>
       </w:r>
       <w:r>
         <w:rPr>
@@ -2100,14 +2070,7 @@
           <w:b/>
           <w:bCs/>
         </w:rPr>
-        <w:t>s</w:t>
-      </w:r>
-      <w:r>
-        <w:rPr>
-          <w:b/>
-          <w:bCs/>
-        </w:rPr>
-        <w:t>.</w:t>
+        <w:t>s.</w:t>
       </w:r>
     </w:p>
     <w:p>
@@ -2183,16 +2146,7 @@
         <w:pStyle w:val="SAGEBodyText"/>
       </w:pPr>
       <w:r>
-        <w:t>All</w:t>
-      </w:r>
-      <w:r>
-        <w:t xml:space="preserve"> configuration</w:t>
-      </w:r>
-      <w:r>
-        <w:t>s</w:t>
-      </w:r>
-      <w:r>
-        <w:t xml:space="preserve"> can be deleted.</w:t>
+        <w:t>All configurations can be deleted.</w:t>
       </w:r>
     </w:p>
     <w:p>
@@ -2224,19 +2178,7 @@
         <w:rPr>
           <w:rFonts w:asciiTheme="minorHAnsi" w:hAnsiTheme="minorHAnsi" w:cstheme="minorHAnsi"/>
         </w:rPr>
-        <w:t>Th</w:t>
-      </w:r>
-      <w:r>
-        <w:rPr>
-          <w:rFonts w:asciiTheme="minorHAnsi" w:hAnsiTheme="minorHAnsi" w:cstheme="minorHAnsi"/>
-        </w:rPr>
-        <w:t xml:space="preserve">e wizard </w:t>
-      </w:r>
-      <w:r>
-        <w:rPr>
-          <w:rFonts w:asciiTheme="minorHAnsi" w:hAnsiTheme="minorHAnsi" w:cstheme="minorHAnsi"/>
-        </w:rPr>
-        <w:t xml:space="preserve">will create the configurations in a known folder structure since this wizard MIGHT be moved from the Web SDK to the Sage 300 Admin Utilities start folder to allow multiple partners to apply subclassing configurations to the same model. </w:t>
+        <w:t xml:space="preserve">The wizard will create the configurations in a known folder structure since this wizard MIGHT be moved from the Web SDK to the Sage 300 Admin Utilities start folder to allow multiple partners to apply subclassing configurations to the same model. </w:t>
       </w:r>
     </w:p>
     <w:p>
@@ -2725,7 +2667,7 @@
 </file>
 
 <file path=word/endnotes.xml><?xml version="1.0" encoding="utf-8"?>
-<w:endnotes xmlns:wpc="http://schemas.microsoft.com/office/word/2010/wordprocessingCanvas" xmlns:cx="http://schemas.microsoft.com/office/drawing/2014/chartex" xmlns:cx1="http://schemas.microsoft.com/office/drawing/2015/9/8/chartex" xmlns:cx2="http://schemas.microsoft.com/office/drawing/2015/10/21/chartex" xmlns:cx3="http://schemas.microsoft.com/office/drawing/2016/5/9/chartex" xmlns:cx4="http://schemas.microsoft.com/office/drawing/2016/5/10/chartex" xmlns:cx5="http://schemas.microsoft.com/office/drawing/2016/5/11/chartex" xmlns:cx6="http://schemas.microsoft.com/office/drawing/2016/5/12/chartex" xmlns:cx7="http://schemas.microsoft.com/office/drawing/2016/5/13/chartex" xmlns:cx8="http://schemas.microsoft.com/office/drawing/2016/5/14/chartex" xmlns:mc="http://schemas.openxmlformats.org/markup-compatibility/2006" xmlns:aink="http://schemas.microsoft.com/office/drawing/2016/ink" xmlns:am3d="http://schemas.microsoft.com/office/drawing/2017/model3d" xmlns:o="urn:schemas-microsoft-com:office:office" xmlns:oel="http://schemas.microsoft.com/office/2019/extlst" xmlns:r="http://schemas.openxmlformats.org/officeDocument/2006/relationships" xmlns:m="http://schemas.openxmlformats.org/officeDocument/2006/math" xmlns:v="urn:schemas-microsoft-com:vml" xmlns:wp14="http://schemas.microsoft.com/office/word/2010/wordprocessingDrawing" xmlns:wp="http://schemas.openxmlformats.org/drawingml/2006/wordprocessingDrawing" xmlns:w10="urn:schemas-microsoft-com:office:word" xmlns:w="http://schemas.openxmlformats.org/wordprocessingml/2006/main" xmlns:w14="http://schemas.microsoft.com/office/word/2010/wordml" xmlns:w15="http://schemas.microsoft.com/office/word/2012/wordml" xmlns:w16cex="http://schemas.microsoft.com/office/word/2018/wordml/cex" xmlns:w16cid="http://schemas.microsoft.com/office/word/2016/wordml/cid" xmlns:w16="http://schemas.microsoft.com/office/word/2018/wordml" xmlns:w16sdtdh="http://schemas.microsoft.com/office/word/2020/wordml/sdtdatahash" xmlns:w16se="http://schemas.microsoft.com/office/word/2015/wordml/symex" xmlns:wpg="http://schemas.microsoft.com/office/word/2010/wordprocessingGroup" xmlns:wpi="http://schemas.microsoft.com/office/word/2010/wordprocessingInk" xmlns:wne="http://schemas.microsoft.com/office/word/2006/wordml" xmlns:wps="http://schemas.microsoft.com/office/word/2010/wordprocessingShape" mc:Ignorable="w14 w15 w16se w16cid w16 w16cex w16sdtdh wp14">
+<w:endnotes xmlns:wpc="http://schemas.microsoft.com/office/word/2010/wordprocessingCanvas" xmlns:cx="http://schemas.microsoft.com/office/drawing/2014/chartex" xmlns:cx1="http://schemas.microsoft.com/office/drawing/2015/9/8/chartex" xmlns:cx2="http://schemas.microsoft.com/office/drawing/2015/10/21/chartex" xmlns:cx3="http://schemas.microsoft.com/office/drawing/2016/5/9/chartex" xmlns:cx4="http://schemas.microsoft.com/office/drawing/2016/5/10/chartex" xmlns:cx5="http://schemas.microsoft.com/office/drawing/2016/5/11/chartex" xmlns:cx6="http://schemas.microsoft.com/office/drawing/2016/5/12/chartex" xmlns:cx7="http://schemas.microsoft.com/office/drawing/2016/5/13/chartex" xmlns:cx8="http://schemas.microsoft.com/office/drawing/2016/5/14/chartex" xmlns:mc="http://schemas.openxmlformats.org/markup-compatibility/2006" xmlns:aink="http://schemas.microsoft.com/office/drawing/2016/ink" xmlns:am3d="http://schemas.microsoft.com/office/drawing/2017/model3d" xmlns:o="urn:schemas-microsoft-com:office:office" xmlns:oel="http://schemas.microsoft.com/office/2019/extlst" xmlns:r="http://schemas.openxmlformats.org/officeDocument/2006/relationships" xmlns:m="http://schemas.openxmlformats.org/officeDocument/2006/math" xmlns:v="urn:schemas-microsoft-com:vml" xmlns:wp14="http://schemas.microsoft.com/office/word/2010/wordprocessingDrawing" xmlns:wp="http://schemas.openxmlformats.org/drawingml/2006/wordprocessingDrawing" xmlns:w10="urn:schemas-microsoft-com:office:word" xmlns:w="http://schemas.openxmlformats.org/wordprocessingml/2006/main" xmlns:w14="http://schemas.microsoft.com/office/word/2010/wordml" xmlns:w15="http://schemas.microsoft.com/office/word/2012/wordml" xmlns:w16cex="http://schemas.microsoft.com/office/word/2018/wordml/cex" xmlns:w16cid="http://schemas.microsoft.com/office/word/2016/wordml/cid" xmlns:w16="http://schemas.microsoft.com/office/word/2018/wordml" xmlns:w16du="http://schemas.microsoft.com/office/word/2023/wordml/word16du" xmlns:w16sdtdh="http://schemas.microsoft.com/office/word/2020/wordml/sdtdatahash" xmlns:w16sdtfl="http://schemas.microsoft.com/office/word/2024/wordml/sdtformatlock" xmlns:w16se="http://schemas.microsoft.com/office/word/2015/wordml/symex" xmlns:wpg="http://schemas.microsoft.com/office/word/2010/wordprocessingGroup" xmlns:wpi="http://schemas.microsoft.com/office/word/2010/wordprocessingInk" xmlns:wne="http://schemas.microsoft.com/office/word/2006/wordml" xmlns:wps="http://schemas.microsoft.com/office/word/2010/wordprocessingShape" mc:Ignorable="w14 w15 w16se w16cid w16 w16cex w16sdtdh w16sdtfl w16du wp14">
   <w:endnote w:type="separator" w:id="-1">
     <w:p>
       <w:pPr>
@@ -2752,7 +2694,7 @@
 </file>
 
 <file path=word/footer1.xml><?xml version="1.0" encoding="utf-8"?>
-<w:ftr xmlns:wpc="http://schemas.microsoft.com/office/word/2010/wordprocessingCanvas" xmlns:cx="http://schemas.microsoft.com/office/drawing/2014/chartex" xmlns:cx1="http://schemas.microsoft.com/office/drawing/2015/9/8/chartex" xmlns:cx2="http://schemas.microsoft.com/office/drawing/2015/10/21/chartex" xmlns:cx3="http://schemas.microsoft.com/office/drawing/2016/5/9/chartex" xmlns:cx4="http://schemas.microsoft.com/office/drawing/2016/5/10/chartex" xmlns:cx5="http://schemas.microsoft.com/office/drawing/2016/5/11/chartex" xmlns:cx6="http://schemas.microsoft.com/office/drawing/2016/5/12/chartex" xmlns:cx7="http://schemas.microsoft.com/office/drawing/2016/5/13/chartex" xmlns:cx8="http://schemas.microsoft.com/office/drawing/2016/5/14/chartex" xmlns:mc="http://schemas.openxmlformats.org/markup-compatibility/2006" xmlns:aink="http://schemas.microsoft.com/office/drawing/2016/ink" xmlns:am3d="http://schemas.microsoft.com/office/drawing/2017/model3d" xmlns:o="urn:schemas-microsoft-com:office:office" xmlns:oel="http://schemas.microsoft.com/office/2019/extlst" xmlns:r="http://schemas.openxmlformats.org/officeDocument/2006/relationships" xmlns:m="http://schemas.openxmlformats.org/officeDocument/2006/math" xmlns:v="urn:schemas-microsoft-com:vml" xmlns:wp14="http://schemas.microsoft.com/office/word/2010/wordprocessingDrawing" xmlns:wp="http://schemas.openxmlformats.org/drawingml/2006/wordprocessingDrawing" xmlns:w10="urn:schemas-microsoft-com:office:word" xmlns:w="http://schemas.openxmlformats.org/wordprocessingml/2006/main" xmlns:w14="http://schemas.microsoft.com/office/word/2010/wordml" xmlns:w15="http://schemas.microsoft.com/office/word/2012/wordml" xmlns:w16cex="http://schemas.microsoft.com/office/word/2018/wordml/cex" xmlns:w16cid="http://schemas.microsoft.com/office/word/2016/wordml/cid" xmlns:w16="http://schemas.microsoft.com/office/word/2018/wordml" xmlns:w16sdtdh="http://schemas.microsoft.com/office/word/2020/wordml/sdtdatahash" xmlns:w16se="http://schemas.microsoft.com/office/word/2015/wordml/symex" xmlns:wpg="http://schemas.microsoft.com/office/word/2010/wordprocessingGroup" xmlns:wpi="http://schemas.microsoft.com/office/word/2010/wordprocessingInk" xmlns:wne="http://schemas.microsoft.com/office/word/2006/wordml" xmlns:wps="http://schemas.microsoft.com/office/word/2010/wordprocessingShape" mc:Ignorable="w14 w15 w16se w16cid w16 w16cex w16sdtdh wp14">
+<w:ftr xmlns:wpc="http://schemas.microsoft.com/office/word/2010/wordprocessingCanvas" xmlns:cx="http://schemas.microsoft.com/office/drawing/2014/chartex" xmlns:cx1="http://schemas.microsoft.com/office/drawing/2015/9/8/chartex" xmlns:cx2="http://schemas.microsoft.com/office/drawing/2015/10/21/chartex" xmlns:cx3="http://schemas.microsoft.com/office/drawing/2016/5/9/chartex" xmlns:cx4="http://schemas.microsoft.com/office/drawing/2016/5/10/chartex" xmlns:cx5="http://schemas.microsoft.com/office/drawing/2016/5/11/chartex" xmlns:cx6="http://schemas.microsoft.com/office/drawing/2016/5/12/chartex" xmlns:cx7="http://schemas.microsoft.com/office/drawing/2016/5/13/chartex" xmlns:cx8="http://schemas.microsoft.com/office/drawing/2016/5/14/chartex" xmlns:mc="http://schemas.openxmlformats.org/markup-compatibility/2006" xmlns:aink="http://schemas.microsoft.com/office/drawing/2016/ink" xmlns:am3d="http://schemas.microsoft.com/office/drawing/2017/model3d" xmlns:o="urn:schemas-microsoft-com:office:office" xmlns:oel="http://schemas.microsoft.com/office/2019/extlst" xmlns:r="http://schemas.openxmlformats.org/officeDocument/2006/relationships" xmlns:m="http://schemas.openxmlformats.org/officeDocument/2006/math" xmlns:v="urn:schemas-microsoft-com:vml" xmlns:wp14="http://schemas.microsoft.com/office/word/2010/wordprocessingDrawing" xmlns:wp="http://schemas.openxmlformats.org/drawingml/2006/wordprocessingDrawing" xmlns:w10="urn:schemas-microsoft-com:office:word" xmlns:w="http://schemas.openxmlformats.org/wordprocessingml/2006/main" xmlns:w14="http://schemas.microsoft.com/office/word/2010/wordml" xmlns:w15="http://schemas.microsoft.com/office/word/2012/wordml" xmlns:w16cex="http://schemas.microsoft.com/office/word/2018/wordml/cex" xmlns:w16cid="http://schemas.microsoft.com/office/word/2016/wordml/cid" xmlns:w16="http://schemas.microsoft.com/office/word/2018/wordml" xmlns:w16du="http://schemas.microsoft.com/office/word/2023/wordml/word16du" xmlns:w16sdtdh="http://schemas.microsoft.com/office/word/2020/wordml/sdtdatahash" xmlns:w16sdtfl="http://schemas.microsoft.com/office/word/2024/wordml/sdtformatlock" xmlns:w16se="http://schemas.microsoft.com/office/word/2015/wordml/symex" xmlns:wpg="http://schemas.microsoft.com/office/word/2010/wordprocessingGroup" xmlns:wpi="http://schemas.microsoft.com/office/word/2010/wordprocessingInk" xmlns:wne="http://schemas.microsoft.com/office/word/2006/wordml" xmlns:wps="http://schemas.microsoft.com/office/word/2010/wordprocessingShape" mc:Ignorable="w14 w15 w16se w16cid w16 w16cex w16sdtdh w16sdtfl w16du wp14">
   <w:p>
     <w:pPr>
       <w:pStyle w:val="SAGEFooter"/>
@@ -2864,7 +2806,7 @@
 </file>
 
 <file path=word/footer2.xml><?xml version="1.0" encoding="utf-8"?>
-<w:ftr xmlns:wpc="http://schemas.microsoft.com/office/word/2010/wordprocessingCanvas" xmlns:cx="http://schemas.microsoft.com/office/drawing/2014/chartex" xmlns:cx1="http://schemas.microsoft.com/office/drawing/2015/9/8/chartex" xmlns:cx2="http://schemas.microsoft.com/office/drawing/2015/10/21/chartex" xmlns:cx3="http://schemas.microsoft.com/office/drawing/2016/5/9/chartex" xmlns:cx4="http://schemas.microsoft.com/office/drawing/2016/5/10/chartex" xmlns:cx5="http://schemas.microsoft.com/office/drawing/2016/5/11/chartex" xmlns:cx6="http://schemas.microsoft.com/office/drawing/2016/5/12/chartex" xmlns:cx7="http://schemas.microsoft.com/office/drawing/2016/5/13/chartex" xmlns:cx8="http://schemas.microsoft.com/office/drawing/2016/5/14/chartex" xmlns:mc="http://schemas.openxmlformats.org/markup-compatibility/2006" xmlns:aink="http://schemas.microsoft.com/office/drawing/2016/ink" xmlns:am3d="http://schemas.microsoft.com/office/drawing/2017/model3d" xmlns:o="urn:schemas-microsoft-com:office:office" xmlns:oel="http://schemas.microsoft.com/office/2019/extlst" xmlns:r="http://schemas.openxmlformats.org/officeDocument/2006/relationships" xmlns:m="http://schemas.openxmlformats.org/officeDocument/2006/math" xmlns:v="urn:schemas-microsoft-com:vml" xmlns:wp14="http://schemas.microsoft.com/office/word/2010/wordprocessingDrawing" xmlns:wp="http://schemas.openxmlformats.org/drawingml/2006/wordprocessingDrawing" xmlns:w10="urn:schemas-microsoft-com:office:word" xmlns:w="http://schemas.openxmlformats.org/wordprocessingml/2006/main" xmlns:w14="http://schemas.microsoft.com/office/word/2010/wordml" xmlns:w15="http://schemas.microsoft.com/office/word/2012/wordml" xmlns:w16cex="http://schemas.microsoft.com/office/word/2018/wordml/cex" xmlns:w16cid="http://schemas.microsoft.com/office/word/2016/wordml/cid" xmlns:w16="http://schemas.microsoft.com/office/word/2018/wordml" xmlns:w16sdtdh="http://schemas.microsoft.com/office/word/2020/wordml/sdtdatahash" xmlns:w16se="http://schemas.microsoft.com/office/word/2015/wordml/symex" xmlns:wpg="http://schemas.microsoft.com/office/word/2010/wordprocessingGroup" xmlns:wpi="http://schemas.microsoft.com/office/word/2010/wordprocessingInk" xmlns:wne="http://schemas.microsoft.com/office/word/2006/wordml" xmlns:wps="http://schemas.microsoft.com/office/word/2010/wordprocessingShape" mc:Ignorable="w14 w15 w16se w16cid w16 w16cex w16sdtdh wp14">
+<w:ftr xmlns:wpc="http://schemas.microsoft.com/office/word/2010/wordprocessingCanvas" xmlns:cx="http://schemas.microsoft.com/office/drawing/2014/chartex" xmlns:cx1="http://schemas.microsoft.com/office/drawing/2015/9/8/chartex" xmlns:cx2="http://schemas.microsoft.com/office/drawing/2015/10/21/chartex" xmlns:cx3="http://schemas.microsoft.com/office/drawing/2016/5/9/chartex" xmlns:cx4="http://schemas.microsoft.com/office/drawing/2016/5/10/chartex" xmlns:cx5="http://schemas.microsoft.com/office/drawing/2016/5/11/chartex" xmlns:cx6="http://schemas.microsoft.com/office/drawing/2016/5/12/chartex" xmlns:cx7="http://schemas.microsoft.com/office/drawing/2016/5/13/chartex" xmlns:cx8="http://schemas.microsoft.com/office/drawing/2016/5/14/chartex" xmlns:mc="http://schemas.openxmlformats.org/markup-compatibility/2006" xmlns:aink="http://schemas.microsoft.com/office/drawing/2016/ink" xmlns:am3d="http://schemas.microsoft.com/office/drawing/2017/model3d" xmlns:o="urn:schemas-microsoft-com:office:office" xmlns:oel="http://schemas.microsoft.com/office/2019/extlst" xmlns:r="http://schemas.openxmlformats.org/officeDocument/2006/relationships" xmlns:m="http://schemas.openxmlformats.org/officeDocument/2006/math" xmlns:v="urn:schemas-microsoft-com:vml" xmlns:wp14="http://schemas.microsoft.com/office/word/2010/wordprocessingDrawing" xmlns:wp="http://schemas.openxmlformats.org/drawingml/2006/wordprocessingDrawing" xmlns:w10="urn:schemas-microsoft-com:office:word" xmlns:w="http://schemas.openxmlformats.org/wordprocessingml/2006/main" xmlns:w14="http://schemas.microsoft.com/office/word/2010/wordml" xmlns:w15="http://schemas.microsoft.com/office/word/2012/wordml" xmlns:w16cex="http://schemas.microsoft.com/office/word/2018/wordml/cex" xmlns:w16cid="http://schemas.microsoft.com/office/word/2016/wordml/cid" xmlns:w16="http://schemas.microsoft.com/office/word/2018/wordml" xmlns:w16du="http://schemas.microsoft.com/office/word/2023/wordml/word16du" xmlns:w16sdtdh="http://schemas.microsoft.com/office/word/2020/wordml/sdtdatahash" xmlns:w16sdtfl="http://schemas.microsoft.com/office/word/2024/wordml/sdtformatlock" xmlns:w16se="http://schemas.microsoft.com/office/word/2015/wordml/symex" xmlns:wpg="http://schemas.microsoft.com/office/word/2010/wordprocessingGroup" xmlns:wpi="http://schemas.microsoft.com/office/word/2010/wordprocessingInk" xmlns:wne="http://schemas.microsoft.com/office/word/2006/wordml" xmlns:wps="http://schemas.microsoft.com/office/word/2010/wordprocessingShape" mc:Ignorable="w14 w15 w16se w16cid w16 w16cex w16sdtdh w16sdtfl w16du wp14">
   <w:p>
     <w:pPr>
       <w:pStyle w:val="Footer"/>
@@ -2875,7 +2817,7 @@
 </file>
 
 <file path=word/footer3.xml><?xml version="1.0" encoding="utf-8"?>
-<w:ftr xmlns:wpc="http://schemas.microsoft.com/office/word/2010/wordprocessingCanvas" xmlns:cx="http://schemas.microsoft.com/office/drawing/2014/chartex" xmlns:cx1="http://schemas.microsoft.com/office/drawing/2015/9/8/chartex" xmlns:cx2="http://schemas.microsoft.com/office/drawing/2015/10/21/chartex" xmlns:cx3="http://schemas.microsoft.com/office/drawing/2016/5/9/chartex" xmlns:cx4="http://schemas.microsoft.com/office/drawing/2016/5/10/chartex" xmlns:cx5="http://schemas.microsoft.com/office/drawing/2016/5/11/chartex" xmlns:cx6="http://schemas.microsoft.com/office/drawing/2016/5/12/chartex" xmlns:cx7="http://schemas.microsoft.com/office/drawing/2016/5/13/chartex" xmlns:cx8="http://schemas.microsoft.com/office/drawing/2016/5/14/chartex" xmlns:mc="http://schemas.openxmlformats.org/markup-compatibility/2006" xmlns:aink="http://schemas.microsoft.com/office/drawing/2016/ink" xmlns:am3d="http://schemas.microsoft.com/office/drawing/2017/model3d" xmlns:o="urn:schemas-microsoft-com:office:office" xmlns:oel="http://schemas.microsoft.com/office/2019/extlst" xmlns:r="http://schemas.openxmlformats.org/officeDocument/2006/relationships" xmlns:m="http://schemas.openxmlformats.org/officeDocument/2006/math" xmlns:v="urn:schemas-microsoft-com:vml" xmlns:wp14="http://schemas.microsoft.com/office/word/2010/wordprocessingDrawing" xmlns:wp="http://schemas.openxmlformats.org/drawingml/2006/wordprocessingDrawing" xmlns:w10="urn:schemas-microsoft-com:office:word" xmlns:w="http://schemas.openxmlformats.org/wordprocessingml/2006/main" xmlns:w14="http://schemas.microsoft.com/office/word/2010/wordml" xmlns:w15="http://schemas.microsoft.com/office/word/2012/wordml" xmlns:w16cex="http://schemas.microsoft.com/office/word/2018/wordml/cex" xmlns:w16cid="http://schemas.microsoft.com/office/word/2016/wordml/cid" xmlns:w16="http://schemas.microsoft.com/office/word/2018/wordml" xmlns:w16sdtdh="http://schemas.microsoft.com/office/word/2020/wordml/sdtdatahash" xmlns:w16se="http://schemas.microsoft.com/office/word/2015/wordml/symex" xmlns:wpg="http://schemas.microsoft.com/office/word/2010/wordprocessingGroup" xmlns:wpi="http://schemas.microsoft.com/office/word/2010/wordprocessingInk" xmlns:wne="http://schemas.microsoft.com/office/word/2006/wordml" xmlns:wps="http://schemas.microsoft.com/office/word/2010/wordprocessingShape" mc:Ignorable="w14 w15 w16se w16cid w16 w16cex w16sdtdh wp14">
+<w:ftr xmlns:wpc="http://schemas.microsoft.com/office/word/2010/wordprocessingCanvas" xmlns:cx="http://schemas.microsoft.com/office/drawing/2014/chartex" xmlns:cx1="http://schemas.microsoft.com/office/drawing/2015/9/8/chartex" xmlns:cx2="http://schemas.microsoft.com/office/drawing/2015/10/21/chartex" xmlns:cx3="http://schemas.microsoft.com/office/drawing/2016/5/9/chartex" xmlns:cx4="http://schemas.microsoft.com/office/drawing/2016/5/10/chartex" xmlns:cx5="http://schemas.microsoft.com/office/drawing/2016/5/11/chartex" xmlns:cx6="http://schemas.microsoft.com/office/drawing/2016/5/12/chartex" xmlns:cx7="http://schemas.microsoft.com/office/drawing/2016/5/13/chartex" xmlns:cx8="http://schemas.microsoft.com/office/drawing/2016/5/14/chartex" xmlns:mc="http://schemas.openxmlformats.org/markup-compatibility/2006" xmlns:aink="http://schemas.microsoft.com/office/drawing/2016/ink" xmlns:am3d="http://schemas.microsoft.com/office/drawing/2017/model3d" xmlns:o="urn:schemas-microsoft-com:office:office" xmlns:oel="http://schemas.microsoft.com/office/2019/extlst" xmlns:r="http://schemas.openxmlformats.org/officeDocument/2006/relationships" xmlns:m="http://schemas.openxmlformats.org/officeDocument/2006/math" xmlns:v="urn:schemas-microsoft-com:vml" xmlns:wp14="http://schemas.microsoft.com/office/word/2010/wordprocessingDrawing" xmlns:wp="http://schemas.openxmlformats.org/drawingml/2006/wordprocessingDrawing" xmlns:w10="urn:schemas-microsoft-com:office:word" xmlns:w="http://schemas.openxmlformats.org/wordprocessingml/2006/main" xmlns:w14="http://schemas.microsoft.com/office/word/2010/wordml" xmlns:w15="http://schemas.microsoft.com/office/word/2012/wordml" xmlns:w16cex="http://schemas.microsoft.com/office/word/2018/wordml/cex" xmlns:w16cid="http://schemas.microsoft.com/office/word/2016/wordml/cid" xmlns:w16="http://schemas.microsoft.com/office/word/2018/wordml" xmlns:w16du="http://schemas.microsoft.com/office/word/2023/wordml/word16du" xmlns:w16sdtdh="http://schemas.microsoft.com/office/word/2020/wordml/sdtdatahash" xmlns:w16sdtfl="http://schemas.microsoft.com/office/word/2024/wordml/sdtformatlock" xmlns:w16se="http://schemas.microsoft.com/office/word/2015/wordml/symex" xmlns:wpg="http://schemas.microsoft.com/office/word/2010/wordprocessingGroup" xmlns:wpi="http://schemas.microsoft.com/office/word/2010/wordprocessingInk" xmlns:wne="http://schemas.microsoft.com/office/word/2006/wordml" xmlns:wps="http://schemas.microsoft.com/office/word/2010/wordprocessingShape" mc:Ignorable="w14 w15 w16se w16cid w16 w16cex w16sdtdh w16sdtfl w16du wp14">
   <w:tbl>
     <w:tblPr>
       <w:tblStyle w:val="TableGrid"/>
@@ -3061,7 +3003,7 @@
 </file>
 
 <file path=word/footer4.xml><?xml version="1.0" encoding="utf-8"?>
-<w:ftr xmlns:wpc="http://schemas.microsoft.com/office/word/2010/wordprocessingCanvas" xmlns:cx="http://schemas.microsoft.com/office/drawing/2014/chartex" xmlns:cx1="http://schemas.microsoft.com/office/drawing/2015/9/8/chartex" xmlns:cx2="http://schemas.microsoft.com/office/drawing/2015/10/21/chartex" xmlns:cx3="http://schemas.microsoft.com/office/drawing/2016/5/9/chartex" xmlns:cx4="http://schemas.microsoft.com/office/drawing/2016/5/10/chartex" xmlns:cx5="http://schemas.microsoft.com/office/drawing/2016/5/11/chartex" xmlns:cx6="http://schemas.microsoft.com/office/drawing/2016/5/12/chartex" xmlns:cx7="http://schemas.microsoft.com/office/drawing/2016/5/13/chartex" xmlns:cx8="http://schemas.microsoft.com/office/drawing/2016/5/14/chartex" xmlns:mc="http://schemas.openxmlformats.org/markup-compatibility/2006" xmlns:aink="http://schemas.microsoft.com/office/drawing/2016/ink" xmlns:am3d="http://schemas.microsoft.com/office/drawing/2017/model3d" xmlns:o="urn:schemas-microsoft-com:office:office" xmlns:oel="http://schemas.microsoft.com/office/2019/extlst" xmlns:r="http://schemas.openxmlformats.org/officeDocument/2006/relationships" xmlns:m="http://schemas.openxmlformats.org/officeDocument/2006/math" xmlns:v="urn:schemas-microsoft-com:vml" xmlns:wp14="http://schemas.microsoft.com/office/word/2010/wordprocessingDrawing" xmlns:wp="http://schemas.openxmlformats.org/drawingml/2006/wordprocessingDrawing" xmlns:w10="urn:schemas-microsoft-com:office:word" xmlns:w="http://schemas.openxmlformats.org/wordprocessingml/2006/main" xmlns:w14="http://schemas.microsoft.com/office/word/2010/wordml" xmlns:w15="http://schemas.microsoft.com/office/word/2012/wordml" xmlns:w16cex="http://schemas.microsoft.com/office/word/2018/wordml/cex" xmlns:w16cid="http://schemas.microsoft.com/office/word/2016/wordml/cid" xmlns:w16="http://schemas.microsoft.com/office/word/2018/wordml" xmlns:w16sdtdh="http://schemas.microsoft.com/office/word/2020/wordml/sdtdatahash" xmlns:w16se="http://schemas.microsoft.com/office/word/2015/wordml/symex" xmlns:wpg="http://schemas.microsoft.com/office/word/2010/wordprocessingGroup" xmlns:wpi="http://schemas.microsoft.com/office/word/2010/wordprocessingInk" xmlns:wne="http://schemas.microsoft.com/office/word/2006/wordml" xmlns:wps="http://schemas.microsoft.com/office/word/2010/wordprocessingShape" mc:Ignorable="w14 w15 w16se w16cid w16 w16cex w16sdtdh wp14">
+<w:ftr xmlns:wpc="http://schemas.microsoft.com/office/word/2010/wordprocessingCanvas" xmlns:cx="http://schemas.microsoft.com/office/drawing/2014/chartex" xmlns:cx1="http://schemas.microsoft.com/office/drawing/2015/9/8/chartex" xmlns:cx2="http://schemas.microsoft.com/office/drawing/2015/10/21/chartex" xmlns:cx3="http://schemas.microsoft.com/office/drawing/2016/5/9/chartex" xmlns:cx4="http://schemas.microsoft.com/office/drawing/2016/5/10/chartex" xmlns:cx5="http://schemas.microsoft.com/office/drawing/2016/5/11/chartex" xmlns:cx6="http://schemas.microsoft.com/office/drawing/2016/5/12/chartex" xmlns:cx7="http://schemas.microsoft.com/office/drawing/2016/5/13/chartex" xmlns:cx8="http://schemas.microsoft.com/office/drawing/2016/5/14/chartex" xmlns:mc="http://schemas.openxmlformats.org/markup-compatibility/2006" xmlns:aink="http://schemas.microsoft.com/office/drawing/2016/ink" xmlns:am3d="http://schemas.microsoft.com/office/drawing/2017/model3d" xmlns:o="urn:schemas-microsoft-com:office:office" xmlns:oel="http://schemas.microsoft.com/office/2019/extlst" xmlns:r="http://schemas.openxmlformats.org/officeDocument/2006/relationships" xmlns:m="http://schemas.openxmlformats.org/officeDocument/2006/math" xmlns:v="urn:schemas-microsoft-com:vml" xmlns:wp14="http://schemas.microsoft.com/office/word/2010/wordprocessingDrawing" xmlns:wp="http://schemas.openxmlformats.org/drawingml/2006/wordprocessingDrawing" xmlns:w10="urn:schemas-microsoft-com:office:word" xmlns:w="http://schemas.openxmlformats.org/wordprocessingml/2006/main" xmlns:w14="http://schemas.microsoft.com/office/word/2010/wordml" xmlns:w15="http://schemas.microsoft.com/office/word/2012/wordml" xmlns:w16cex="http://schemas.microsoft.com/office/word/2018/wordml/cex" xmlns:w16cid="http://schemas.microsoft.com/office/word/2016/wordml/cid" xmlns:w16="http://schemas.microsoft.com/office/word/2018/wordml" xmlns:w16du="http://schemas.microsoft.com/office/word/2023/wordml/word16du" xmlns:w16sdtdh="http://schemas.microsoft.com/office/word/2020/wordml/sdtdatahash" xmlns:w16sdtfl="http://schemas.microsoft.com/office/word/2024/wordml/sdtformatlock" xmlns:w16se="http://schemas.microsoft.com/office/word/2015/wordml/symex" xmlns:wpg="http://schemas.microsoft.com/office/word/2010/wordprocessingGroup" xmlns:wpi="http://schemas.microsoft.com/office/word/2010/wordprocessingInk" xmlns:wne="http://schemas.microsoft.com/office/word/2006/wordml" xmlns:wps="http://schemas.microsoft.com/office/word/2010/wordprocessingShape" mc:Ignorable="w14 w15 w16se w16cid w16 w16cex w16sdtdh w16sdtfl w16du wp14">
   <w:tbl>
     <w:tblPr>
       <w:tblStyle w:val="TableGrid"/>
@@ -3246,7 +3188,7 @@
 </file>
 
 <file path=word/footnotes.xml><?xml version="1.0" encoding="utf-8"?>
-<w:footnotes xmlns:wpc="http://schemas.microsoft.com/office/word/2010/wordprocessingCanvas" xmlns:cx="http://schemas.microsoft.com/office/drawing/2014/chartex" xmlns:cx1="http://schemas.microsoft.com/office/drawing/2015/9/8/chartex" xmlns:cx2="http://schemas.microsoft.com/office/drawing/2015/10/21/chartex" xmlns:cx3="http://schemas.microsoft.com/office/drawing/2016/5/9/chartex" xmlns:cx4="http://schemas.microsoft.com/office/drawing/2016/5/10/chartex" xmlns:cx5="http://schemas.microsoft.com/office/drawing/2016/5/11/chartex" xmlns:cx6="http://schemas.microsoft.com/office/drawing/2016/5/12/chartex" xmlns:cx7="http://schemas.microsoft.com/office/drawing/2016/5/13/chartex" xmlns:cx8="http://schemas.microsoft.com/office/drawing/2016/5/14/chartex" xmlns:mc="http://schemas.openxmlformats.org/markup-compatibility/2006" xmlns:aink="http://schemas.microsoft.com/office/drawing/2016/ink" xmlns:am3d="http://schemas.microsoft.com/office/drawing/2017/model3d" xmlns:o="urn:schemas-microsoft-com:office:office" xmlns:oel="http://schemas.microsoft.com/office/2019/extlst" xmlns:r="http://schemas.openxmlformats.org/officeDocument/2006/relationships" xmlns:m="http://schemas.openxmlformats.org/officeDocument/2006/math" xmlns:v="urn:schemas-microsoft-com:vml" xmlns:wp14="http://schemas.microsoft.com/office/word/2010/wordprocessingDrawing" xmlns:wp="http://schemas.openxmlformats.org/drawingml/2006/wordprocessingDrawing" xmlns:w10="urn:schemas-microsoft-com:office:word" xmlns:w="http://schemas.openxmlformats.org/wordprocessingml/2006/main" xmlns:w14="http://schemas.microsoft.com/office/word/2010/wordml" xmlns:w15="http://schemas.microsoft.com/office/word/2012/wordml" xmlns:w16cex="http://schemas.microsoft.com/office/word/2018/wordml/cex" xmlns:w16cid="http://schemas.microsoft.com/office/word/2016/wordml/cid" xmlns:w16="http://schemas.microsoft.com/office/word/2018/wordml" xmlns:w16sdtdh="http://schemas.microsoft.com/office/word/2020/wordml/sdtdatahash" xmlns:w16se="http://schemas.microsoft.com/office/word/2015/wordml/symex" xmlns:wpg="http://schemas.microsoft.com/office/word/2010/wordprocessingGroup" xmlns:wpi="http://schemas.microsoft.com/office/word/2010/wordprocessingInk" xmlns:wne="http://schemas.microsoft.com/office/word/2006/wordml" xmlns:wps="http://schemas.microsoft.com/office/word/2010/wordprocessingShape" mc:Ignorable="w14 w15 w16se w16cid w16 w16cex w16sdtdh wp14">
+<w:footnotes xmlns:wpc="http://schemas.microsoft.com/office/word/2010/wordprocessingCanvas" xmlns:cx="http://schemas.microsoft.com/office/drawing/2014/chartex" xmlns:cx1="http://schemas.microsoft.com/office/drawing/2015/9/8/chartex" xmlns:cx2="http://schemas.microsoft.com/office/drawing/2015/10/21/chartex" xmlns:cx3="http://schemas.microsoft.com/office/drawing/2016/5/9/chartex" xmlns:cx4="http://schemas.microsoft.com/office/drawing/2016/5/10/chartex" xmlns:cx5="http://schemas.microsoft.com/office/drawing/2016/5/11/chartex" xmlns:cx6="http://schemas.microsoft.com/office/drawing/2016/5/12/chartex" xmlns:cx7="http://schemas.microsoft.com/office/drawing/2016/5/13/chartex" xmlns:cx8="http://schemas.microsoft.com/office/drawing/2016/5/14/chartex" xmlns:mc="http://schemas.openxmlformats.org/markup-compatibility/2006" xmlns:aink="http://schemas.microsoft.com/office/drawing/2016/ink" xmlns:am3d="http://schemas.microsoft.com/office/drawing/2017/model3d" xmlns:o="urn:schemas-microsoft-com:office:office" xmlns:oel="http://schemas.microsoft.com/office/2019/extlst" xmlns:r="http://schemas.openxmlformats.org/officeDocument/2006/relationships" xmlns:m="http://schemas.openxmlformats.org/officeDocument/2006/math" xmlns:v="urn:schemas-microsoft-com:vml" xmlns:wp14="http://schemas.microsoft.com/office/word/2010/wordprocessingDrawing" xmlns:wp="http://schemas.openxmlformats.org/drawingml/2006/wordprocessingDrawing" xmlns:w10="urn:schemas-microsoft-com:office:word" xmlns:w="http://schemas.openxmlformats.org/wordprocessingml/2006/main" xmlns:w14="http://schemas.microsoft.com/office/word/2010/wordml" xmlns:w15="http://schemas.microsoft.com/office/word/2012/wordml" xmlns:w16cex="http://schemas.microsoft.com/office/word/2018/wordml/cex" xmlns:w16cid="http://schemas.microsoft.com/office/word/2016/wordml/cid" xmlns:w16="http://schemas.microsoft.com/office/word/2018/wordml" xmlns:w16du="http://schemas.microsoft.com/office/word/2023/wordml/word16du" xmlns:w16sdtdh="http://schemas.microsoft.com/office/word/2020/wordml/sdtdatahash" xmlns:w16sdtfl="http://schemas.microsoft.com/office/word/2024/wordml/sdtformatlock" xmlns:w16se="http://schemas.microsoft.com/office/word/2015/wordml/symex" xmlns:wpg="http://schemas.microsoft.com/office/word/2010/wordprocessingGroup" xmlns:wpi="http://schemas.microsoft.com/office/word/2010/wordprocessingInk" xmlns:wne="http://schemas.microsoft.com/office/word/2006/wordml" xmlns:wps="http://schemas.microsoft.com/office/word/2010/wordprocessingShape" mc:Ignorable="w14 w15 w16se w16cid w16 w16cex w16sdtdh w16sdtfl w16du wp14">
   <w:footnote w:type="separator" w:id="-1">
     <w:p>
       <w:pPr>
@@ -3275,7 +3217,7 @@
 </file>
 
 <file path=word/header1.xml><?xml version="1.0" encoding="utf-8"?>
-<w:hdr xmlns:wpc="http://schemas.microsoft.com/office/word/2010/wordprocessingCanvas" xmlns:cx="http://schemas.microsoft.com/office/drawing/2014/chartex" xmlns:cx1="http://schemas.microsoft.com/office/drawing/2015/9/8/chartex" xmlns:cx2="http://schemas.microsoft.com/office/drawing/2015/10/21/chartex" xmlns:cx3="http://schemas.microsoft.com/office/drawing/2016/5/9/chartex" xmlns:cx4="http://schemas.microsoft.com/office/drawing/2016/5/10/chartex" xmlns:cx5="http://schemas.microsoft.com/office/drawing/2016/5/11/chartex" xmlns:cx6="http://schemas.microsoft.com/office/drawing/2016/5/12/chartex" xmlns:cx7="http://schemas.microsoft.com/office/drawing/2016/5/13/chartex" xmlns:cx8="http://schemas.microsoft.com/office/drawing/2016/5/14/chartex" xmlns:mc="http://schemas.openxmlformats.org/markup-compatibility/2006" xmlns:aink="http://schemas.microsoft.com/office/drawing/2016/ink" xmlns:am3d="http://schemas.microsoft.com/office/drawing/2017/model3d" xmlns:o="urn:schemas-microsoft-com:office:office" xmlns:oel="http://schemas.microsoft.com/office/2019/extlst" xmlns:r="http://schemas.openxmlformats.org/officeDocument/2006/relationships" xmlns:m="http://schemas.openxmlformats.org/officeDocument/2006/math" xmlns:v="urn:schemas-microsoft-com:vml" xmlns:wp14="http://schemas.microsoft.com/office/word/2010/wordprocessingDrawing" xmlns:wp="http://schemas.openxmlformats.org/drawingml/2006/wordprocessingDrawing" xmlns:w10="urn:schemas-microsoft-com:office:word" xmlns:w="http://schemas.openxmlformats.org/wordprocessingml/2006/main" xmlns:w14="http://schemas.microsoft.com/office/word/2010/wordml" xmlns:w15="http://schemas.microsoft.com/office/word/2012/wordml" xmlns:w16cex="http://schemas.microsoft.com/office/word/2018/wordml/cex" xmlns:w16cid="http://schemas.microsoft.com/office/word/2016/wordml/cid" xmlns:w16="http://schemas.microsoft.com/office/word/2018/wordml" xmlns:w16sdtdh="http://schemas.microsoft.com/office/word/2020/wordml/sdtdatahash" xmlns:w16se="http://schemas.microsoft.com/office/word/2015/wordml/symex" xmlns:wpg="http://schemas.microsoft.com/office/word/2010/wordprocessingGroup" xmlns:wpi="http://schemas.microsoft.com/office/word/2010/wordprocessingInk" xmlns:wne="http://schemas.microsoft.com/office/word/2006/wordml" xmlns:wps="http://schemas.microsoft.com/office/word/2010/wordprocessingShape" mc:Ignorable="w14 w15 w16se w16cid w16 w16cex w16sdtdh wp14">
+<w:hdr xmlns:wpc="http://schemas.microsoft.com/office/word/2010/wordprocessingCanvas" xmlns:cx="http://schemas.microsoft.com/office/drawing/2014/chartex" xmlns:cx1="http://schemas.microsoft.com/office/drawing/2015/9/8/chartex" xmlns:cx2="http://schemas.microsoft.com/office/drawing/2015/10/21/chartex" xmlns:cx3="http://schemas.microsoft.com/office/drawing/2016/5/9/chartex" xmlns:cx4="http://schemas.microsoft.com/office/drawing/2016/5/10/chartex" xmlns:cx5="http://schemas.microsoft.com/office/drawing/2016/5/11/chartex" xmlns:cx6="http://schemas.microsoft.com/office/drawing/2016/5/12/chartex" xmlns:cx7="http://schemas.microsoft.com/office/drawing/2016/5/13/chartex" xmlns:cx8="http://schemas.microsoft.com/office/drawing/2016/5/14/chartex" xmlns:mc="http://schemas.openxmlformats.org/markup-compatibility/2006" xmlns:aink="http://schemas.microsoft.com/office/drawing/2016/ink" xmlns:am3d="http://schemas.microsoft.com/office/drawing/2017/model3d" xmlns:o="urn:schemas-microsoft-com:office:office" xmlns:oel="http://schemas.microsoft.com/office/2019/extlst" xmlns:r="http://schemas.openxmlformats.org/officeDocument/2006/relationships" xmlns:m="http://schemas.openxmlformats.org/officeDocument/2006/math" xmlns:v="urn:schemas-microsoft-com:vml" xmlns:wp14="http://schemas.microsoft.com/office/word/2010/wordprocessingDrawing" xmlns:wp="http://schemas.openxmlformats.org/drawingml/2006/wordprocessingDrawing" xmlns:w10="urn:schemas-microsoft-com:office:word" xmlns:w="http://schemas.openxmlformats.org/wordprocessingml/2006/main" xmlns:w14="http://schemas.microsoft.com/office/word/2010/wordml" xmlns:w15="http://schemas.microsoft.com/office/word/2012/wordml" xmlns:w16cex="http://schemas.microsoft.com/office/word/2018/wordml/cex" xmlns:w16cid="http://schemas.microsoft.com/office/word/2016/wordml/cid" xmlns:w16="http://schemas.microsoft.com/office/word/2018/wordml" xmlns:w16du="http://schemas.microsoft.com/office/word/2023/wordml/word16du" xmlns:w16sdtdh="http://schemas.microsoft.com/office/word/2020/wordml/sdtdatahash" xmlns:w16sdtfl="http://schemas.microsoft.com/office/word/2024/wordml/sdtformatlock" xmlns:w16se="http://schemas.microsoft.com/office/word/2015/wordml/symex" xmlns:wpg="http://schemas.microsoft.com/office/word/2010/wordprocessingGroup" xmlns:wpi="http://schemas.microsoft.com/office/word/2010/wordprocessingInk" xmlns:wne="http://schemas.microsoft.com/office/word/2006/wordml" xmlns:wps="http://schemas.microsoft.com/office/word/2010/wordprocessingShape" mc:Ignorable="w14 w15 w16se w16cid w16 w16cex w16sdtdh w16sdtfl w16du wp14">
   <w:p>
     <w:pPr>
       <w:pStyle w:val="Header"/>
@@ -3354,7 +3296,7 @@
 </file>
 
 <file path=word/header2.xml><?xml version="1.0" encoding="utf-8"?>
-<w:hdr xmlns:wpc="http://schemas.microsoft.com/office/word/2010/wordprocessingCanvas" xmlns:cx="http://schemas.microsoft.com/office/drawing/2014/chartex" xmlns:cx1="http://schemas.microsoft.com/office/drawing/2015/9/8/chartex" xmlns:cx2="http://schemas.microsoft.com/office/drawing/2015/10/21/chartex" xmlns:cx3="http://schemas.microsoft.com/office/drawing/2016/5/9/chartex" xmlns:cx4="http://schemas.microsoft.com/office/drawing/2016/5/10/chartex" xmlns:cx5="http://schemas.microsoft.com/office/drawing/2016/5/11/chartex" xmlns:cx6="http://schemas.microsoft.com/office/drawing/2016/5/12/chartex" xmlns:cx7="http://schemas.microsoft.com/office/drawing/2016/5/13/chartex" xmlns:cx8="http://schemas.microsoft.com/office/drawing/2016/5/14/chartex" xmlns:mc="http://schemas.openxmlformats.org/markup-compatibility/2006" xmlns:aink="http://schemas.microsoft.com/office/drawing/2016/ink" xmlns:am3d="http://schemas.microsoft.com/office/drawing/2017/model3d" xmlns:o="urn:schemas-microsoft-com:office:office" xmlns:oel="http://schemas.microsoft.com/office/2019/extlst" xmlns:r="http://schemas.openxmlformats.org/officeDocument/2006/relationships" xmlns:m="http://schemas.openxmlformats.org/officeDocument/2006/math" xmlns:v="urn:schemas-microsoft-com:vml" xmlns:wp14="http://schemas.microsoft.com/office/word/2010/wordprocessingDrawing" xmlns:wp="http://schemas.openxmlformats.org/drawingml/2006/wordprocessingDrawing" xmlns:w10="urn:schemas-microsoft-com:office:word" xmlns:w="http://schemas.openxmlformats.org/wordprocessingml/2006/main" xmlns:w14="http://schemas.microsoft.com/office/word/2010/wordml" xmlns:w15="http://schemas.microsoft.com/office/word/2012/wordml" xmlns:w16cex="http://schemas.microsoft.com/office/word/2018/wordml/cex" xmlns:w16cid="http://schemas.microsoft.com/office/word/2016/wordml/cid" xmlns:w16="http://schemas.microsoft.com/office/word/2018/wordml" xmlns:w16sdtdh="http://schemas.microsoft.com/office/word/2020/wordml/sdtdatahash" xmlns:w16se="http://schemas.microsoft.com/office/word/2015/wordml/symex" xmlns:wpg="http://schemas.microsoft.com/office/word/2010/wordprocessingGroup" xmlns:wpi="http://schemas.microsoft.com/office/word/2010/wordprocessingInk" xmlns:wne="http://schemas.microsoft.com/office/word/2006/wordml" xmlns:wps="http://schemas.microsoft.com/office/word/2010/wordprocessingShape" mc:Ignorable="w14 w15 w16se w16cid w16 w16cex w16sdtdh wp14">
+<w:hdr xmlns:wpc="http://schemas.microsoft.com/office/word/2010/wordprocessingCanvas" xmlns:cx="http://schemas.microsoft.com/office/drawing/2014/chartex" xmlns:cx1="http://schemas.microsoft.com/office/drawing/2015/9/8/chartex" xmlns:cx2="http://schemas.microsoft.com/office/drawing/2015/10/21/chartex" xmlns:cx3="http://schemas.microsoft.com/office/drawing/2016/5/9/chartex" xmlns:cx4="http://schemas.microsoft.com/office/drawing/2016/5/10/chartex" xmlns:cx5="http://schemas.microsoft.com/office/drawing/2016/5/11/chartex" xmlns:cx6="http://schemas.microsoft.com/office/drawing/2016/5/12/chartex" xmlns:cx7="http://schemas.microsoft.com/office/drawing/2016/5/13/chartex" xmlns:cx8="http://schemas.microsoft.com/office/drawing/2016/5/14/chartex" xmlns:mc="http://schemas.openxmlformats.org/markup-compatibility/2006" xmlns:aink="http://schemas.microsoft.com/office/drawing/2016/ink" xmlns:am3d="http://schemas.microsoft.com/office/drawing/2017/model3d" xmlns:o="urn:schemas-microsoft-com:office:office" xmlns:oel="http://schemas.microsoft.com/office/2019/extlst" xmlns:r="http://schemas.openxmlformats.org/officeDocument/2006/relationships" xmlns:m="http://schemas.openxmlformats.org/officeDocument/2006/math" xmlns:v="urn:schemas-microsoft-com:vml" xmlns:wp14="http://schemas.microsoft.com/office/word/2010/wordprocessingDrawing" xmlns:wp="http://schemas.openxmlformats.org/drawingml/2006/wordprocessingDrawing" xmlns:w10="urn:schemas-microsoft-com:office:word" xmlns:w="http://schemas.openxmlformats.org/wordprocessingml/2006/main" xmlns:w14="http://schemas.microsoft.com/office/word/2010/wordml" xmlns:w15="http://schemas.microsoft.com/office/word/2012/wordml" xmlns:w16cex="http://schemas.microsoft.com/office/word/2018/wordml/cex" xmlns:w16cid="http://schemas.microsoft.com/office/word/2016/wordml/cid" xmlns:w16="http://schemas.microsoft.com/office/word/2018/wordml" xmlns:w16du="http://schemas.microsoft.com/office/word/2023/wordml/word16du" xmlns:w16sdtdh="http://schemas.microsoft.com/office/word/2020/wordml/sdtdatahash" xmlns:w16sdtfl="http://schemas.microsoft.com/office/word/2024/wordml/sdtformatlock" xmlns:w16se="http://schemas.microsoft.com/office/word/2015/wordml/symex" xmlns:wpg="http://schemas.microsoft.com/office/word/2010/wordprocessingGroup" xmlns:wpi="http://schemas.microsoft.com/office/word/2010/wordprocessingInk" xmlns:wne="http://schemas.microsoft.com/office/word/2006/wordml" xmlns:wps="http://schemas.microsoft.com/office/word/2010/wordprocessingShape" mc:Ignorable="w14 w15 w16se w16cid w16 w16cex w16sdtdh w16sdtfl w16du wp14">
   <w:p>
     <w:pPr>
       <w:pStyle w:val="Header"/>
@@ -3364,7 +3306,7 @@
 </file>
 
 <file path=word/header3.xml><?xml version="1.0" encoding="utf-8"?>
-<w:hdr xmlns:wpc="http://schemas.microsoft.com/office/word/2010/wordprocessingCanvas" xmlns:cx="http://schemas.microsoft.com/office/drawing/2014/chartex" xmlns:cx1="http://schemas.microsoft.com/office/drawing/2015/9/8/chartex" xmlns:cx2="http://schemas.microsoft.com/office/drawing/2015/10/21/chartex" xmlns:cx3="http://schemas.microsoft.com/office/drawing/2016/5/9/chartex" xmlns:cx4="http://schemas.microsoft.com/office/drawing/2016/5/10/chartex" xmlns:cx5="http://schemas.microsoft.com/office/drawing/2016/5/11/chartex" xmlns:cx6="http://schemas.microsoft.com/office/drawing/2016/5/12/chartex" xmlns:cx7="http://schemas.microsoft.com/office/drawing/2016/5/13/chartex" xmlns:cx8="http://schemas.microsoft.com/office/drawing/2016/5/14/chartex" xmlns:mc="http://schemas.openxmlformats.org/markup-compatibility/2006" xmlns:aink="http://schemas.microsoft.com/office/drawing/2016/ink" xmlns:am3d="http://schemas.microsoft.com/office/drawing/2017/model3d" xmlns:o="urn:schemas-microsoft-com:office:office" xmlns:oel="http://schemas.microsoft.com/office/2019/extlst" xmlns:r="http://schemas.openxmlformats.org/officeDocument/2006/relationships" xmlns:m="http://schemas.openxmlformats.org/officeDocument/2006/math" xmlns:v="urn:schemas-microsoft-com:vml" xmlns:wp14="http://schemas.microsoft.com/office/word/2010/wordprocessingDrawing" xmlns:wp="http://schemas.openxmlformats.org/drawingml/2006/wordprocessingDrawing" xmlns:w10="urn:schemas-microsoft-com:office:word" xmlns:w="http://schemas.openxmlformats.org/wordprocessingml/2006/main" xmlns:w14="http://schemas.microsoft.com/office/word/2010/wordml" xmlns:w15="http://schemas.microsoft.com/office/word/2012/wordml" xmlns:w16cex="http://schemas.microsoft.com/office/word/2018/wordml/cex" xmlns:w16cid="http://schemas.microsoft.com/office/word/2016/wordml/cid" xmlns:w16="http://schemas.microsoft.com/office/word/2018/wordml" xmlns:w16sdtdh="http://schemas.microsoft.com/office/word/2020/wordml/sdtdatahash" xmlns:w16se="http://schemas.microsoft.com/office/word/2015/wordml/symex" xmlns:wpg="http://schemas.microsoft.com/office/word/2010/wordprocessingGroup" xmlns:wpi="http://schemas.microsoft.com/office/word/2010/wordprocessingInk" xmlns:wne="http://schemas.microsoft.com/office/word/2006/wordml" xmlns:wps="http://schemas.microsoft.com/office/word/2010/wordprocessingShape" mc:Ignorable="w14 w15 w16se w16cid w16 w16cex w16sdtdh wp14">
+<w:hdr xmlns:wpc="http://schemas.microsoft.com/office/word/2010/wordprocessingCanvas" xmlns:cx="http://schemas.microsoft.com/office/drawing/2014/chartex" xmlns:cx1="http://schemas.microsoft.com/office/drawing/2015/9/8/chartex" xmlns:cx2="http://schemas.microsoft.com/office/drawing/2015/10/21/chartex" xmlns:cx3="http://schemas.microsoft.com/office/drawing/2016/5/9/chartex" xmlns:cx4="http://schemas.microsoft.com/office/drawing/2016/5/10/chartex" xmlns:cx5="http://schemas.microsoft.com/office/drawing/2016/5/11/chartex" xmlns:cx6="http://schemas.microsoft.com/office/drawing/2016/5/12/chartex" xmlns:cx7="http://schemas.microsoft.com/office/drawing/2016/5/13/chartex" xmlns:cx8="http://schemas.microsoft.com/office/drawing/2016/5/14/chartex" xmlns:mc="http://schemas.openxmlformats.org/markup-compatibility/2006" xmlns:aink="http://schemas.microsoft.com/office/drawing/2016/ink" xmlns:am3d="http://schemas.microsoft.com/office/drawing/2017/model3d" xmlns:o="urn:schemas-microsoft-com:office:office" xmlns:oel="http://schemas.microsoft.com/office/2019/extlst" xmlns:r="http://schemas.openxmlformats.org/officeDocument/2006/relationships" xmlns:m="http://schemas.openxmlformats.org/officeDocument/2006/math" xmlns:v="urn:schemas-microsoft-com:vml" xmlns:wp14="http://schemas.microsoft.com/office/word/2010/wordprocessingDrawing" xmlns:wp="http://schemas.openxmlformats.org/drawingml/2006/wordprocessingDrawing" xmlns:w10="urn:schemas-microsoft-com:office:word" xmlns:w="http://schemas.openxmlformats.org/wordprocessingml/2006/main" xmlns:w14="http://schemas.microsoft.com/office/word/2010/wordml" xmlns:w15="http://schemas.microsoft.com/office/word/2012/wordml" xmlns:w16cex="http://schemas.microsoft.com/office/word/2018/wordml/cex" xmlns:w16cid="http://schemas.microsoft.com/office/word/2016/wordml/cid" xmlns:w16="http://schemas.microsoft.com/office/word/2018/wordml" xmlns:w16du="http://schemas.microsoft.com/office/word/2023/wordml/word16du" xmlns:w16sdtdh="http://schemas.microsoft.com/office/word/2020/wordml/sdtdatahash" xmlns:w16sdtfl="http://schemas.microsoft.com/office/word/2024/wordml/sdtformatlock" xmlns:w16se="http://schemas.microsoft.com/office/word/2015/wordml/symex" xmlns:wpg="http://schemas.microsoft.com/office/word/2010/wordprocessingGroup" xmlns:wpi="http://schemas.microsoft.com/office/word/2010/wordprocessingInk" xmlns:wne="http://schemas.microsoft.com/office/word/2006/wordml" xmlns:wps="http://schemas.microsoft.com/office/word/2010/wordprocessingShape" mc:Ignorable="w14 w15 w16se w16cid w16 w16cex w16sdtdh w16sdtfl w16du wp14">
   <w:p>
     <w:pPr>
       <w:pStyle w:val="Header"/>
@@ -3375,7 +3317,7 @@
 </file>
 
 <file path=word/header4.xml><?xml version="1.0" encoding="utf-8"?>
-<w:hdr xmlns:wpc="http://schemas.microsoft.com/office/word/2010/wordprocessingCanvas" xmlns:cx="http://schemas.microsoft.com/office/drawing/2014/chartex" xmlns:cx1="http://schemas.microsoft.com/office/drawing/2015/9/8/chartex" xmlns:cx2="http://schemas.microsoft.com/office/drawing/2015/10/21/chartex" xmlns:cx3="http://schemas.microsoft.com/office/drawing/2016/5/9/chartex" xmlns:cx4="http://schemas.microsoft.com/office/drawing/2016/5/10/chartex" xmlns:cx5="http://schemas.microsoft.com/office/drawing/2016/5/11/chartex" xmlns:cx6="http://schemas.microsoft.com/office/drawing/2016/5/12/chartex" xmlns:cx7="http://schemas.microsoft.com/office/drawing/2016/5/13/chartex" xmlns:cx8="http://schemas.microsoft.com/office/drawing/2016/5/14/chartex" xmlns:mc="http://schemas.openxmlformats.org/markup-compatibility/2006" xmlns:aink="http://schemas.microsoft.com/office/drawing/2016/ink" xmlns:am3d="http://schemas.microsoft.com/office/drawing/2017/model3d" xmlns:o="urn:schemas-microsoft-com:office:office" xmlns:oel="http://schemas.microsoft.com/office/2019/extlst" xmlns:r="http://schemas.openxmlformats.org/officeDocument/2006/relationships" xmlns:m="http://schemas.openxmlformats.org/officeDocument/2006/math" xmlns:v="urn:schemas-microsoft-com:vml" xmlns:wp14="http://schemas.microsoft.com/office/word/2010/wordprocessingDrawing" xmlns:wp="http://schemas.openxmlformats.org/drawingml/2006/wordprocessingDrawing" xmlns:w10="urn:schemas-microsoft-com:office:word" xmlns:w="http://schemas.openxmlformats.org/wordprocessingml/2006/main" xmlns:w14="http://schemas.microsoft.com/office/word/2010/wordml" xmlns:w15="http://schemas.microsoft.com/office/word/2012/wordml" xmlns:w16cex="http://schemas.microsoft.com/office/word/2018/wordml/cex" xmlns:w16cid="http://schemas.microsoft.com/office/word/2016/wordml/cid" xmlns:w16="http://schemas.microsoft.com/office/word/2018/wordml" xmlns:w16sdtdh="http://schemas.microsoft.com/office/word/2020/wordml/sdtdatahash" xmlns:w16se="http://schemas.microsoft.com/office/word/2015/wordml/symex" xmlns:wpg="http://schemas.microsoft.com/office/word/2010/wordprocessingGroup" xmlns:wpi="http://schemas.microsoft.com/office/word/2010/wordprocessingInk" xmlns:wne="http://schemas.microsoft.com/office/word/2006/wordml" xmlns:wps="http://schemas.microsoft.com/office/word/2010/wordprocessingShape" mc:Ignorable="w14 w15 w16se w16cid w16 w16cex w16sdtdh wp14">
+<w:hdr xmlns:wpc="http://schemas.microsoft.com/office/word/2010/wordprocessingCanvas" xmlns:cx="http://schemas.microsoft.com/office/drawing/2014/chartex" xmlns:cx1="http://schemas.microsoft.com/office/drawing/2015/9/8/chartex" xmlns:cx2="http://schemas.microsoft.com/office/drawing/2015/10/21/chartex" xmlns:cx3="http://schemas.microsoft.com/office/drawing/2016/5/9/chartex" xmlns:cx4="http://schemas.microsoft.com/office/drawing/2016/5/10/chartex" xmlns:cx5="http://schemas.microsoft.com/office/drawing/2016/5/11/chartex" xmlns:cx6="http://schemas.microsoft.com/office/drawing/2016/5/12/chartex" xmlns:cx7="http://schemas.microsoft.com/office/drawing/2016/5/13/chartex" xmlns:cx8="http://schemas.microsoft.com/office/drawing/2016/5/14/chartex" xmlns:mc="http://schemas.openxmlformats.org/markup-compatibility/2006" xmlns:aink="http://schemas.microsoft.com/office/drawing/2016/ink" xmlns:am3d="http://schemas.microsoft.com/office/drawing/2017/model3d" xmlns:o="urn:schemas-microsoft-com:office:office" xmlns:oel="http://schemas.microsoft.com/office/2019/extlst" xmlns:r="http://schemas.openxmlformats.org/officeDocument/2006/relationships" xmlns:m="http://schemas.openxmlformats.org/officeDocument/2006/math" xmlns:v="urn:schemas-microsoft-com:vml" xmlns:wp14="http://schemas.microsoft.com/office/word/2010/wordprocessingDrawing" xmlns:wp="http://schemas.openxmlformats.org/drawingml/2006/wordprocessingDrawing" xmlns:w10="urn:schemas-microsoft-com:office:word" xmlns:w="http://schemas.openxmlformats.org/wordprocessingml/2006/main" xmlns:w14="http://schemas.microsoft.com/office/word/2010/wordml" xmlns:w15="http://schemas.microsoft.com/office/word/2012/wordml" xmlns:w16cex="http://schemas.microsoft.com/office/word/2018/wordml/cex" xmlns:w16cid="http://schemas.microsoft.com/office/word/2016/wordml/cid" xmlns:w16="http://schemas.microsoft.com/office/word/2018/wordml" xmlns:w16du="http://schemas.microsoft.com/office/word/2023/wordml/word16du" xmlns:w16sdtdh="http://schemas.microsoft.com/office/word/2020/wordml/sdtdatahash" xmlns:w16sdtfl="http://schemas.microsoft.com/office/word/2024/wordml/sdtformatlock" xmlns:w16se="http://schemas.microsoft.com/office/word/2015/wordml/symex" xmlns:wpg="http://schemas.microsoft.com/office/word/2010/wordprocessingGroup" xmlns:wpi="http://schemas.microsoft.com/office/word/2010/wordprocessingInk" xmlns:wne="http://schemas.microsoft.com/office/word/2006/wordml" xmlns:wps="http://schemas.microsoft.com/office/word/2010/wordprocessingShape" mc:Ignorable="w14 w15 w16se w16cid w16 w16cex w16sdtdh w16sdtfl w16du wp14">
   <w:p>
     <w:pPr>
       <w:pStyle w:val="SAGEHeader"/>
@@ -3415,7 +3357,7 @@
 </file>
 
 <file path=word/header5.xml><?xml version="1.0" encoding="utf-8"?>
-<w:hdr xmlns:wpc="http://schemas.microsoft.com/office/word/2010/wordprocessingCanvas" xmlns:cx="http://schemas.microsoft.com/office/drawing/2014/chartex" xmlns:cx1="http://schemas.microsoft.com/office/drawing/2015/9/8/chartex" xmlns:cx2="http://schemas.microsoft.com/office/drawing/2015/10/21/chartex" xmlns:cx3="http://schemas.microsoft.com/office/drawing/2016/5/9/chartex" xmlns:cx4="http://schemas.microsoft.com/office/drawing/2016/5/10/chartex" xmlns:cx5="http://schemas.microsoft.com/office/drawing/2016/5/11/chartex" xmlns:cx6="http://schemas.microsoft.com/office/drawing/2016/5/12/chartex" xmlns:cx7="http://schemas.microsoft.com/office/drawing/2016/5/13/chartex" xmlns:cx8="http://schemas.microsoft.com/office/drawing/2016/5/14/chartex" xmlns:mc="http://schemas.openxmlformats.org/markup-compatibility/2006" xmlns:aink="http://schemas.microsoft.com/office/drawing/2016/ink" xmlns:am3d="http://schemas.microsoft.com/office/drawing/2017/model3d" xmlns:o="urn:schemas-microsoft-com:office:office" xmlns:oel="http://schemas.microsoft.com/office/2019/extlst" xmlns:r="http://schemas.openxmlformats.org/officeDocument/2006/relationships" xmlns:m="http://schemas.openxmlformats.org/officeDocument/2006/math" xmlns:v="urn:schemas-microsoft-com:vml" xmlns:wp14="http://schemas.microsoft.com/office/word/2010/wordprocessingDrawing" xmlns:wp="http://schemas.openxmlformats.org/drawingml/2006/wordprocessingDrawing" xmlns:w10="urn:schemas-microsoft-com:office:word" xmlns:w="http://schemas.openxmlformats.org/wordprocessingml/2006/main" xmlns:w14="http://schemas.microsoft.com/office/word/2010/wordml" xmlns:w15="http://schemas.microsoft.com/office/word/2012/wordml" xmlns:w16cex="http://schemas.microsoft.com/office/word/2018/wordml/cex" xmlns:w16cid="http://schemas.microsoft.com/office/word/2016/wordml/cid" xmlns:w16="http://schemas.microsoft.com/office/word/2018/wordml" xmlns:w16sdtdh="http://schemas.microsoft.com/office/word/2020/wordml/sdtdatahash" xmlns:w16se="http://schemas.microsoft.com/office/word/2015/wordml/symex" xmlns:wpg="http://schemas.microsoft.com/office/word/2010/wordprocessingGroup" xmlns:wpi="http://schemas.microsoft.com/office/word/2010/wordprocessingInk" xmlns:wne="http://schemas.microsoft.com/office/word/2006/wordml" xmlns:wps="http://schemas.microsoft.com/office/word/2010/wordprocessingShape" mc:Ignorable="w14 w15 w16se w16cid w16 w16cex w16sdtdh wp14">
+<w:hdr xmlns:wpc="http://schemas.microsoft.com/office/word/2010/wordprocessingCanvas" xmlns:cx="http://schemas.microsoft.com/office/drawing/2014/chartex" xmlns:cx1="http://schemas.microsoft.com/office/drawing/2015/9/8/chartex" xmlns:cx2="http://schemas.microsoft.com/office/drawing/2015/10/21/chartex" xmlns:cx3="http://schemas.microsoft.com/office/drawing/2016/5/9/chartex" xmlns:cx4="http://schemas.microsoft.com/office/drawing/2016/5/10/chartex" xmlns:cx5="http://schemas.microsoft.com/office/drawing/2016/5/11/chartex" xmlns:cx6="http://schemas.microsoft.com/office/drawing/2016/5/12/chartex" xmlns:cx7="http://schemas.microsoft.com/office/drawing/2016/5/13/chartex" xmlns:cx8="http://schemas.microsoft.com/office/drawing/2016/5/14/chartex" xmlns:mc="http://schemas.openxmlformats.org/markup-compatibility/2006" xmlns:aink="http://schemas.microsoft.com/office/drawing/2016/ink" xmlns:am3d="http://schemas.microsoft.com/office/drawing/2017/model3d" xmlns:o="urn:schemas-microsoft-com:office:office" xmlns:oel="http://schemas.microsoft.com/office/2019/extlst" xmlns:r="http://schemas.openxmlformats.org/officeDocument/2006/relationships" xmlns:m="http://schemas.openxmlformats.org/officeDocument/2006/math" xmlns:v="urn:schemas-microsoft-com:vml" xmlns:wp14="http://schemas.microsoft.com/office/word/2010/wordprocessingDrawing" xmlns:wp="http://schemas.openxmlformats.org/drawingml/2006/wordprocessingDrawing" xmlns:w10="urn:schemas-microsoft-com:office:word" xmlns:w="http://schemas.openxmlformats.org/wordprocessingml/2006/main" xmlns:w14="http://schemas.microsoft.com/office/word/2010/wordml" xmlns:w15="http://schemas.microsoft.com/office/word/2012/wordml" xmlns:w16cex="http://schemas.microsoft.com/office/word/2018/wordml/cex" xmlns:w16cid="http://schemas.microsoft.com/office/word/2016/wordml/cid" xmlns:w16="http://schemas.microsoft.com/office/word/2018/wordml" xmlns:w16du="http://schemas.microsoft.com/office/word/2023/wordml/word16du" xmlns:w16sdtdh="http://schemas.microsoft.com/office/word/2020/wordml/sdtdatahash" xmlns:w16sdtfl="http://schemas.microsoft.com/office/word/2024/wordml/sdtformatlock" xmlns:w16se="http://schemas.microsoft.com/office/word/2015/wordml/symex" xmlns:wpg="http://schemas.microsoft.com/office/word/2010/wordprocessingGroup" xmlns:wpi="http://schemas.microsoft.com/office/word/2010/wordprocessingInk" xmlns:wne="http://schemas.microsoft.com/office/word/2006/wordml" xmlns:wps="http://schemas.microsoft.com/office/word/2010/wordprocessingShape" mc:Ignorable="w14 w15 w16se w16cid w16 w16cex w16sdtdh w16sdtfl w16du wp14">
   <w:p>
     <w:pPr>
       <w:pStyle w:val="Header"/>
@@ -3425,7 +3367,7 @@
 </file>
 
 <file path=word/header6.xml><?xml version="1.0" encoding="utf-8"?>
-<w:hdr xmlns:wpc="http://schemas.microsoft.com/office/word/2010/wordprocessingCanvas" xmlns:cx="http://schemas.microsoft.com/office/drawing/2014/chartex" xmlns:cx1="http://schemas.microsoft.com/office/drawing/2015/9/8/chartex" xmlns:cx2="http://schemas.microsoft.com/office/drawing/2015/10/21/chartex" xmlns:cx3="http://schemas.microsoft.com/office/drawing/2016/5/9/chartex" xmlns:cx4="http://schemas.microsoft.com/office/drawing/2016/5/10/chartex" xmlns:cx5="http://schemas.microsoft.com/office/drawing/2016/5/11/chartex" xmlns:cx6="http://schemas.microsoft.com/office/drawing/2016/5/12/chartex" xmlns:cx7="http://schemas.microsoft.com/office/drawing/2016/5/13/chartex" xmlns:cx8="http://schemas.microsoft.com/office/drawing/2016/5/14/chartex" xmlns:mc="http://schemas.openxmlformats.org/markup-compatibility/2006" xmlns:aink="http://schemas.microsoft.com/office/drawing/2016/ink" xmlns:am3d="http://schemas.microsoft.com/office/drawing/2017/model3d" xmlns:o="urn:schemas-microsoft-com:office:office" xmlns:oel="http://schemas.microsoft.com/office/2019/extlst" xmlns:r="http://schemas.openxmlformats.org/officeDocument/2006/relationships" xmlns:m="http://schemas.openxmlformats.org/officeDocument/2006/math" xmlns:v="urn:schemas-microsoft-com:vml" xmlns:wp14="http://schemas.microsoft.com/office/word/2010/wordprocessingDrawing" xmlns:wp="http://schemas.openxmlformats.org/drawingml/2006/wordprocessingDrawing" xmlns:w10="urn:schemas-microsoft-com:office:word" xmlns:w="http://schemas.openxmlformats.org/wordprocessingml/2006/main" xmlns:w14="http://schemas.microsoft.com/office/word/2010/wordml" xmlns:w15="http://schemas.microsoft.com/office/word/2012/wordml" xmlns:w16cex="http://schemas.microsoft.com/office/word/2018/wordml/cex" xmlns:w16cid="http://schemas.microsoft.com/office/word/2016/wordml/cid" xmlns:w16="http://schemas.microsoft.com/office/word/2018/wordml" xmlns:w16sdtdh="http://schemas.microsoft.com/office/word/2020/wordml/sdtdatahash" xmlns:w16se="http://schemas.microsoft.com/office/word/2015/wordml/symex" xmlns:wpg="http://schemas.microsoft.com/office/word/2010/wordprocessingGroup" xmlns:wpi="http://schemas.microsoft.com/office/word/2010/wordprocessingInk" xmlns:wne="http://schemas.microsoft.com/office/word/2006/wordml" xmlns:wps="http://schemas.microsoft.com/office/word/2010/wordprocessingShape" mc:Ignorable="w14 w15 w16se w16cid w16 w16cex w16sdtdh wp14">
+<w:hdr xmlns:wpc="http://schemas.microsoft.com/office/word/2010/wordprocessingCanvas" xmlns:cx="http://schemas.microsoft.com/office/drawing/2014/chartex" xmlns:cx1="http://schemas.microsoft.com/office/drawing/2015/9/8/chartex" xmlns:cx2="http://schemas.microsoft.com/office/drawing/2015/10/21/chartex" xmlns:cx3="http://schemas.microsoft.com/office/drawing/2016/5/9/chartex" xmlns:cx4="http://schemas.microsoft.com/office/drawing/2016/5/10/chartex" xmlns:cx5="http://schemas.microsoft.com/office/drawing/2016/5/11/chartex" xmlns:cx6="http://schemas.microsoft.com/office/drawing/2016/5/12/chartex" xmlns:cx7="http://schemas.microsoft.com/office/drawing/2016/5/13/chartex" xmlns:cx8="http://schemas.microsoft.com/office/drawing/2016/5/14/chartex" xmlns:mc="http://schemas.openxmlformats.org/markup-compatibility/2006" xmlns:aink="http://schemas.microsoft.com/office/drawing/2016/ink" xmlns:am3d="http://schemas.microsoft.com/office/drawing/2017/model3d" xmlns:o="urn:schemas-microsoft-com:office:office" xmlns:oel="http://schemas.microsoft.com/office/2019/extlst" xmlns:r="http://schemas.openxmlformats.org/officeDocument/2006/relationships" xmlns:m="http://schemas.openxmlformats.org/officeDocument/2006/math" xmlns:v="urn:schemas-microsoft-com:vml" xmlns:wp14="http://schemas.microsoft.com/office/word/2010/wordprocessingDrawing" xmlns:wp="http://schemas.openxmlformats.org/drawingml/2006/wordprocessingDrawing" xmlns:w10="urn:schemas-microsoft-com:office:word" xmlns:w="http://schemas.openxmlformats.org/wordprocessingml/2006/main" xmlns:w14="http://schemas.microsoft.com/office/word/2010/wordml" xmlns:w15="http://schemas.microsoft.com/office/word/2012/wordml" xmlns:w16cex="http://schemas.microsoft.com/office/word/2018/wordml/cex" xmlns:w16cid="http://schemas.microsoft.com/office/word/2016/wordml/cid" xmlns:w16="http://schemas.microsoft.com/office/word/2018/wordml" xmlns:w16du="http://schemas.microsoft.com/office/word/2023/wordml/word16du" xmlns:w16sdtdh="http://schemas.microsoft.com/office/word/2020/wordml/sdtdatahash" xmlns:w16sdtfl="http://schemas.microsoft.com/office/word/2024/wordml/sdtformatlock" xmlns:w16se="http://schemas.microsoft.com/office/word/2015/wordml/symex" xmlns:wpg="http://schemas.microsoft.com/office/word/2010/wordprocessingGroup" xmlns:wpi="http://schemas.microsoft.com/office/word/2010/wordprocessingInk" xmlns:wne="http://schemas.microsoft.com/office/word/2006/wordml" xmlns:wps="http://schemas.microsoft.com/office/word/2010/wordprocessingShape" mc:Ignorable="w14 w15 w16se w16cid w16 w16cex w16sdtdh w16sdtfl w16du wp14">
   <w:p>
     <w:pPr>
       <w:pStyle w:val="SAGEHeader"/>
@@ -3452,7 +3394,7 @@
       <w:rPr>
         <w:noProof/>
       </w:rPr>
-      <w:t>Using the Wizard</w:t>
+      <w:t>Example</w:t>
     </w:r>
     <w:r>
       <w:rPr>
@@ -3465,7 +3407,7 @@
 </file>
 
 <file path=word/header7.xml><?xml version="1.0" encoding="utf-8"?>
-<w:hdr xmlns:wpc="http://schemas.microsoft.com/office/word/2010/wordprocessingCanvas" xmlns:cx="http://schemas.microsoft.com/office/drawing/2014/chartex" xmlns:cx1="http://schemas.microsoft.com/office/drawing/2015/9/8/chartex" xmlns:cx2="http://schemas.microsoft.com/office/drawing/2015/10/21/chartex" xmlns:cx3="http://schemas.microsoft.com/office/drawing/2016/5/9/chartex" xmlns:cx4="http://schemas.microsoft.com/office/drawing/2016/5/10/chartex" xmlns:cx5="http://schemas.microsoft.com/office/drawing/2016/5/11/chartex" xmlns:cx6="http://schemas.microsoft.com/office/drawing/2016/5/12/chartex" xmlns:cx7="http://schemas.microsoft.com/office/drawing/2016/5/13/chartex" xmlns:cx8="http://schemas.microsoft.com/office/drawing/2016/5/14/chartex" xmlns:mc="http://schemas.openxmlformats.org/markup-compatibility/2006" xmlns:aink="http://schemas.microsoft.com/office/drawing/2016/ink" xmlns:am3d="http://schemas.microsoft.com/office/drawing/2017/model3d" xmlns:o="urn:schemas-microsoft-com:office:office" xmlns:oel="http://schemas.microsoft.com/office/2019/extlst" xmlns:r="http://schemas.openxmlformats.org/officeDocument/2006/relationships" xmlns:m="http://schemas.openxmlformats.org/officeDocument/2006/math" xmlns:v="urn:schemas-microsoft-com:vml" xmlns:wp14="http://schemas.microsoft.com/office/word/2010/wordprocessingDrawing" xmlns:wp="http://schemas.openxmlformats.org/drawingml/2006/wordprocessingDrawing" xmlns:w10="urn:schemas-microsoft-com:office:word" xmlns:w="http://schemas.openxmlformats.org/wordprocessingml/2006/main" xmlns:w14="http://schemas.microsoft.com/office/word/2010/wordml" xmlns:w15="http://schemas.microsoft.com/office/word/2012/wordml" xmlns:w16cex="http://schemas.microsoft.com/office/word/2018/wordml/cex" xmlns:w16cid="http://schemas.microsoft.com/office/word/2016/wordml/cid" xmlns:w16="http://schemas.microsoft.com/office/word/2018/wordml" xmlns:w16sdtdh="http://schemas.microsoft.com/office/word/2020/wordml/sdtdatahash" xmlns:w16se="http://schemas.microsoft.com/office/word/2015/wordml/symex" xmlns:wpg="http://schemas.microsoft.com/office/word/2010/wordprocessingGroup" xmlns:wpi="http://schemas.microsoft.com/office/word/2010/wordprocessingInk" xmlns:wne="http://schemas.microsoft.com/office/word/2006/wordml" xmlns:wps="http://schemas.microsoft.com/office/word/2010/wordprocessingShape" mc:Ignorable="w14 w15 w16se w16cid w16 w16cex w16sdtdh wp14">
+<w:hdr xmlns:wpc="http://schemas.microsoft.com/office/word/2010/wordprocessingCanvas" xmlns:cx="http://schemas.microsoft.com/office/drawing/2014/chartex" xmlns:cx1="http://schemas.microsoft.com/office/drawing/2015/9/8/chartex" xmlns:cx2="http://schemas.microsoft.com/office/drawing/2015/10/21/chartex" xmlns:cx3="http://schemas.microsoft.com/office/drawing/2016/5/9/chartex" xmlns:cx4="http://schemas.microsoft.com/office/drawing/2016/5/10/chartex" xmlns:cx5="http://schemas.microsoft.com/office/drawing/2016/5/11/chartex" xmlns:cx6="http://schemas.microsoft.com/office/drawing/2016/5/12/chartex" xmlns:cx7="http://schemas.microsoft.com/office/drawing/2016/5/13/chartex" xmlns:cx8="http://schemas.microsoft.com/office/drawing/2016/5/14/chartex" xmlns:mc="http://schemas.openxmlformats.org/markup-compatibility/2006" xmlns:aink="http://schemas.microsoft.com/office/drawing/2016/ink" xmlns:am3d="http://schemas.microsoft.com/office/drawing/2017/model3d" xmlns:o="urn:schemas-microsoft-com:office:office" xmlns:oel="http://schemas.microsoft.com/office/2019/extlst" xmlns:r="http://schemas.openxmlformats.org/officeDocument/2006/relationships" xmlns:m="http://schemas.openxmlformats.org/officeDocument/2006/math" xmlns:v="urn:schemas-microsoft-com:vml" xmlns:wp14="http://schemas.microsoft.com/office/word/2010/wordprocessingDrawing" xmlns:wp="http://schemas.openxmlformats.org/drawingml/2006/wordprocessingDrawing" xmlns:w10="urn:schemas-microsoft-com:office:word" xmlns:w="http://schemas.openxmlformats.org/wordprocessingml/2006/main" xmlns:w14="http://schemas.microsoft.com/office/word/2010/wordml" xmlns:w15="http://schemas.microsoft.com/office/word/2012/wordml" xmlns:w16cex="http://schemas.microsoft.com/office/word/2018/wordml/cex" xmlns:w16cid="http://schemas.microsoft.com/office/word/2016/wordml/cid" xmlns:w16="http://schemas.microsoft.com/office/word/2018/wordml" xmlns:w16du="http://schemas.microsoft.com/office/word/2023/wordml/word16du" xmlns:w16sdtdh="http://schemas.microsoft.com/office/word/2020/wordml/sdtdatahash" xmlns:w16sdtfl="http://schemas.microsoft.com/office/word/2024/wordml/sdtformatlock" xmlns:w16se="http://schemas.microsoft.com/office/word/2015/wordml/symex" xmlns:wpg="http://schemas.microsoft.com/office/word/2010/wordprocessingGroup" xmlns:wpi="http://schemas.microsoft.com/office/word/2010/wordprocessingInk" xmlns:wne="http://schemas.microsoft.com/office/word/2006/wordml" xmlns:wps="http://schemas.microsoft.com/office/word/2010/wordprocessingShape" mc:Ignorable="w14 w15 w16se w16cid w16 w16cex w16sdtdh w16sdtfl w16du wp14">
   <w:p>
     <w:pPr>
       <w:pStyle w:val="Header"/>
@@ -3475,7 +3417,7 @@
 </file>
 
 <file path=word/numbering.xml><?xml version="1.0" encoding="utf-8"?>
-<w:numbering xmlns:wpc="http://schemas.microsoft.com/office/word/2010/wordprocessingCanvas" xmlns:cx="http://schemas.microsoft.com/office/drawing/2014/chartex" xmlns:cx1="http://schemas.microsoft.com/office/drawing/2015/9/8/chartex" xmlns:cx2="http://schemas.microsoft.com/office/drawing/2015/10/21/chartex" xmlns:cx3="http://schemas.microsoft.com/office/drawing/2016/5/9/chartex" xmlns:cx4="http://schemas.microsoft.com/office/drawing/2016/5/10/chartex" xmlns:cx5="http://schemas.microsoft.com/office/drawing/2016/5/11/chartex" xmlns:cx6="http://schemas.microsoft.com/office/drawing/2016/5/12/chartex" xmlns:cx7="http://schemas.microsoft.com/office/drawing/2016/5/13/chartex" xmlns:cx8="http://schemas.microsoft.com/office/drawing/2016/5/14/chartex" xmlns:mc="http://schemas.openxmlformats.org/markup-compatibility/2006" xmlns:aink="http://schemas.microsoft.com/office/drawing/2016/ink" xmlns:am3d="http://schemas.microsoft.com/office/drawing/2017/model3d" xmlns:o="urn:schemas-microsoft-com:office:office" xmlns:oel="http://schemas.microsoft.com/office/2019/extlst" xmlns:r="http://schemas.openxmlformats.org/officeDocument/2006/relationships" xmlns:m="http://schemas.openxmlformats.org/officeDocument/2006/math" xmlns:v="urn:schemas-microsoft-com:vml" xmlns:wp14="http://schemas.microsoft.com/office/word/2010/wordprocessingDrawing" xmlns:wp="http://schemas.openxmlformats.org/drawingml/2006/wordprocessingDrawing" xmlns:w10="urn:schemas-microsoft-com:office:word" xmlns:w="http://schemas.openxmlformats.org/wordprocessingml/2006/main" xmlns:w14="http://schemas.microsoft.com/office/word/2010/wordml" xmlns:w15="http://schemas.microsoft.com/office/word/2012/wordml" xmlns:w16cex="http://schemas.microsoft.com/office/word/2018/wordml/cex" xmlns:w16cid="http://schemas.microsoft.com/office/word/2016/wordml/cid" xmlns:w16="http://schemas.microsoft.com/office/word/2018/wordml" xmlns:w16sdtdh="http://schemas.microsoft.com/office/word/2020/wordml/sdtdatahash" xmlns:w16se="http://schemas.microsoft.com/office/word/2015/wordml/symex" xmlns:wpg="http://schemas.microsoft.com/office/word/2010/wordprocessingGroup" xmlns:wpi="http://schemas.microsoft.com/office/word/2010/wordprocessingInk" xmlns:wne="http://schemas.microsoft.com/office/word/2006/wordml" xmlns:wps="http://schemas.microsoft.com/office/word/2010/wordprocessingShape" mc:Ignorable="w14 w15 w16se w16cid w16 w16cex w16sdtdh wp14">
+<w:numbering xmlns:wpc="http://schemas.microsoft.com/office/word/2010/wordprocessingCanvas" xmlns:cx="http://schemas.microsoft.com/office/drawing/2014/chartex" xmlns:cx1="http://schemas.microsoft.com/office/drawing/2015/9/8/chartex" xmlns:cx2="http://schemas.microsoft.com/office/drawing/2015/10/21/chartex" xmlns:cx3="http://schemas.microsoft.com/office/drawing/2016/5/9/chartex" xmlns:cx4="http://schemas.microsoft.com/office/drawing/2016/5/10/chartex" xmlns:cx5="http://schemas.microsoft.com/office/drawing/2016/5/11/chartex" xmlns:cx6="http://schemas.microsoft.com/office/drawing/2016/5/12/chartex" xmlns:cx7="http://schemas.microsoft.com/office/drawing/2016/5/13/chartex" xmlns:cx8="http://schemas.microsoft.com/office/drawing/2016/5/14/chartex" xmlns:mc="http://schemas.openxmlformats.org/markup-compatibility/2006" xmlns:aink="http://schemas.microsoft.com/office/drawing/2016/ink" xmlns:am3d="http://schemas.microsoft.com/office/drawing/2017/model3d" xmlns:o="urn:schemas-microsoft-com:office:office" xmlns:oel="http://schemas.microsoft.com/office/2019/extlst" xmlns:r="http://schemas.openxmlformats.org/officeDocument/2006/relationships" xmlns:m="http://schemas.openxmlformats.org/officeDocument/2006/math" xmlns:v="urn:schemas-microsoft-com:vml" xmlns:wp14="http://schemas.microsoft.com/office/word/2010/wordprocessingDrawing" xmlns:wp="http://schemas.openxmlformats.org/drawingml/2006/wordprocessingDrawing" xmlns:w10="urn:schemas-microsoft-com:office:word" xmlns:w="http://schemas.openxmlformats.org/wordprocessingml/2006/main" xmlns:w14="http://schemas.microsoft.com/office/word/2010/wordml" xmlns:w15="http://schemas.microsoft.com/office/word/2012/wordml" xmlns:w16cex="http://schemas.microsoft.com/office/word/2018/wordml/cex" xmlns:w16cid="http://schemas.microsoft.com/office/word/2016/wordml/cid" xmlns:w16="http://schemas.microsoft.com/office/word/2018/wordml" xmlns:w16du="http://schemas.microsoft.com/office/word/2023/wordml/word16du" xmlns:w16sdtdh="http://schemas.microsoft.com/office/word/2020/wordml/sdtdatahash" xmlns:w16sdtfl="http://schemas.microsoft.com/office/word/2024/wordml/sdtformatlock" xmlns:w16se="http://schemas.microsoft.com/office/word/2015/wordml/symex" xmlns:wpg="http://schemas.microsoft.com/office/word/2010/wordprocessingGroup" xmlns:wpi="http://schemas.microsoft.com/office/word/2010/wordprocessingInk" xmlns:wne="http://schemas.microsoft.com/office/word/2006/wordml" xmlns:wps="http://schemas.microsoft.com/office/word/2010/wordprocessingShape" mc:Ignorable="w14 w15 w16se w16cid w16 w16cex w16sdtdh w16sdtfl w16du wp14">
   <w:numPicBullet w:numPicBulletId="0">
     <w:pict>
       <v:shapetype id="_x0000_t75" coordsize="21600,21600" o:spt="75" o:preferrelative="t" path="m@4@5l@4@11@9@11@9@5xe" filled="f" stroked="f">
@@ -3497,14 +3439,14 @@
         <v:path o:extrusionok="f" gradientshapeok="t" o:connecttype="rect"/>
         <o:lock v:ext="edit" aspectratio="t"/>
       </v:shapetype>
-      <v:shape id="_x0000_i1148" type="#_x0000_t75" style="width:20.25pt;height:20.25pt" o:bullet="t">
+      <v:shape id="_x0000_i1025" type="#_x0000_t75" style="width:20.25pt;height:20.25pt" o:bullet="t">
         <v:imagedata r:id="rId1" o:title="clip_image001"/>
       </v:shape>
     </w:pict>
   </w:numPicBullet>
   <w:numPicBullet w:numPicBulletId="1">
     <w:pict>
-      <v:shape id="_x0000_i1149" type="#_x0000_t75" style="width:118.5pt;height:118.5pt" o:bullet="t">
+      <v:shape id="_x0000_i1026" type="#_x0000_t75" style="width:118.5pt;height:118.5pt" o:bullet="t">
         <v:imagedata r:id="rId2" o:title="clip_image002"/>
       </v:shape>
     </w:pict>
@@ -7314,7 +7256,7 @@
 </file>
 
 <file path=word/styles.xml><?xml version="1.0" encoding="utf-8"?>
-<w:styles xmlns:mc="http://schemas.openxmlformats.org/markup-compatibility/2006" xmlns:r="http://schemas.openxmlformats.org/officeDocument/2006/relationships" xmlns:w="http://schemas.openxmlformats.org/wordprocessingml/2006/main" xmlns:w14="http://schemas.microsoft.com/office/word/2010/wordml" xmlns:w15="http://schemas.microsoft.com/office/word/2012/wordml" xmlns:w16cex="http://schemas.microsoft.com/office/word/2018/wordml/cex" xmlns:w16cid="http://schemas.microsoft.com/office/word/2016/wordml/cid" xmlns:w16="http://schemas.microsoft.com/office/word/2018/wordml" xmlns:w16sdtdh="http://schemas.microsoft.com/office/word/2020/wordml/sdtdatahash" xmlns:w16se="http://schemas.microsoft.com/office/word/2015/wordml/symex" mc:Ignorable="w14 w15 w16se w16cid w16 w16cex w16sdtdh">
+<w:styles xmlns:mc="http://schemas.openxmlformats.org/markup-compatibility/2006" xmlns:r="http://schemas.openxmlformats.org/officeDocument/2006/relationships" xmlns:w="http://schemas.openxmlformats.org/wordprocessingml/2006/main" xmlns:w14="http://schemas.microsoft.com/office/word/2010/wordml" xmlns:w15="http://schemas.microsoft.com/office/word/2012/wordml" xmlns:w16cex="http://schemas.microsoft.com/office/word/2018/wordml/cex" xmlns:w16cid="http://schemas.microsoft.com/office/word/2016/wordml/cid" xmlns:w16="http://schemas.microsoft.com/office/word/2018/wordml" xmlns:w16du="http://schemas.microsoft.com/office/word/2023/wordml/word16du" xmlns:w16sdtdh="http://schemas.microsoft.com/office/word/2020/wordml/sdtdatahash" xmlns:w16sdtfl="http://schemas.microsoft.com/office/word/2024/wordml/sdtformatlock" xmlns:w16se="http://schemas.microsoft.com/office/word/2015/wordml/symex" mc:Ignorable="w14 w15 w16se w16cid w16 w16cex w16sdtdh w16sdtfl w16du">
   <w:docDefaults>
     <w:rPrDefault>
       <w:rPr>
@@ -23848,9 +23790,6 @@
         <w:insideV w:val="single" w:sz="4" w:space="0" w:color="51534A"/>
       </w:tblBorders>
     </w:tblPr>
-    <w:tcPr>
-      <w:shd w:val="clear" w:color="auto" w:fill="auto"/>
-    </w:tcPr>
     <w:tblStylePr w:type="firstRow">
       <w:rPr>
         <w:rFonts w:asciiTheme="minorHAnsi" w:hAnsiTheme="minorHAnsi"/>
